--- a/CHAPTER ONE.docx
+++ b/CHAPTER ONE.docx
@@ -1,947 +1,2118 @@
 
 <file path=word/document.xml><?xml version="1.0" encoding="utf-8"?>
-<w:document xmlns:wpc="http://schemas.microsoft.com/office/word/2010/wordprocessingCanvas" xmlns:cx="http://schemas.microsoft.com/office/drawing/2014/chartex" xmlns:cx1="http://schemas.microsoft.com/office/drawing/2015/9/8/chartex" xmlns:cx2="http://schemas.microsoft.com/office/drawing/2015/10/21/chartex" xmlns:cx3="http://schemas.microsoft.com/office/drawing/2016/5/9/chartex" xmlns:cx4="http://schemas.microsoft.com/office/drawing/2016/5/10/chartex" xmlns:cx5="http://schemas.microsoft.com/office/drawing/2016/5/11/chartex" xmlns:cx6="http://schemas.microsoft.com/office/drawing/2016/5/12/chartex" xmlns:cx7="http://schemas.microsoft.com/office/drawing/2016/5/13/chartex" xmlns:cx8="http://schemas.microsoft.com/office/drawing/2016/5/14/chartex" xmlns:mc="http://schemas.openxmlformats.org/markup-compatibility/2006" xmlns:aink="http://schemas.microsoft.com/office/drawing/2016/ink" xmlns:am3d="http://schemas.microsoft.com/office/drawing/2017/model3d" xmlns:o="urn:schemas-microsoft-com:office:office" xmlns:oel="http://schemas.microsoft.com/office/2019/extlst" xmlns:r="http://schemas.openxmlformats.org/officeDocument/2006/relationships" xmlns:m="http://schemas.openxmlformats.org/officeDocument/2006/math" xmlns:v="urn:schemas-microsoft-com:vml" xmlns:wp14="http://schemas.microsoft.com/office/word/2010/wordprocessingDrawing" xmlns:wp="http://schemas.openxmlformats.org/drawingml/2006/wordprocessingDrawing" xmlns:w10="urn:schemas-microsoft-com:office:word" xmlns:w="http://schemas.openxmlformats.org/wordprocessingml/2006/main" xmlns:w14="http://schemas.microsoft.com/office/word/2010/wordml" xmlns:w15="http://schemas.microsoft.com/office/word/2012/wordml" xmlns:w16cex="http://schemas.microsoft.com/office/word/2018/wordml/cex" xmlns:w16cid="http://schemas.microsoft.com/office/word/2016/wordml/cid" xmlns:w16="http://schemas.microsoft.com/office/word/2018/wordml" xmlns:w16du="http://schemas.microsoft.com/office/word/2023/wordml/word16du" xmlns:w16sdtdh="http://schemas.microsoft.com/office/word/2020/wordml/sdtdatahash" xmlns:w16sdtfl="http://schemas.microsoft.com/office/word/2024/wordml/sdtformatlock" xmlns:w16se="http://schemas.microsoft.com/office/word/2015/wordml/symex" xmlns:wpg="http://schemas.microsoft.com/office/word/2010/wordprocessingGroup" xmlns:wpi="http://schemas.microsoft.com/office/word/2010/wordprocessingInk" xmlns:wne="http://schemas.microsoft.com/office/word/2006/wordml" xmlns:wps="http://schemas.microsoft.com/office/word/2010/wordprocessingShape" mc:Ignorable="w14 w15 w16se w16cid w16 w16cex w16sdtdh w16sdtfl w16du wp14">
+<w:document xmlns:wpc="http://schemas.microsoft.com/office/word/2010/wordprocessingCanvas" xmlns:cx="http://schemas.microsoft.com/office/drawing/2014/chartex" xmlns:cx1="http://schemas.microsoft.com/office/drawing/2015/9/8/chartex" xmlns:cx2="http://schemas.microsoft.com/office/drawing/2015/10/21/chartex" xmlns:cx3="http://schemas.microsoft.com/office/drawing/2016/5/9/chartex" xmlns:cx4="http://schemas.microsoft.com/office/drawing/2016/5/10/chartex" xmlns:cx5="http://schemas.microsoft.com/office/drawing/2016/5/11/chartex" xmlns:cx6="http://schemas.microsoft.com/office/drawing/2016/5/12/chartex" xmlns:cx7="http://schemas.microsoft.com/office/drawing/2016/5/13/chartex" xmlns:cx8="http://schemas.microsoft.com/office/drawing/2016/5/14/chartex" xmlns:mc="http://schemas.openxmlformats.org/markup-compatibility/2006" xmlns:aink="http://schemas.microsoft.com/office/drawing/2016/ink" xmlns:am3d="http://schemas.microsoft.com/office/drawing/2017/model3d" xmlns:o="urn:schemas-microsoft-com:office:office" xmlns:oel="http://schemas.microsoft.com/office/2019/extlst" xmlns:r="http://schemas.openxmlformats.org/officeDocument/2006/relationships" xmlns:m="http://schemas.openxmlformats.org/officeDocument/2006/math" xmlns:v="urn:schemas-microsoft-com:vml" xmlns:wp14="http://schemas.microsoft.com/office/word/2010/wordprocessingDrawing" xmlns:wp="http://schemas.openxmlformats.org/drawingml/2006/wordprocessingDrawing" xmlns:w10="urn:schemas-microsoft-com:office:word" xmlns:w="http://schemas.openxmlformats.org/wordprocessingml/2006/main" xmlns:w14="http://schemas.microsoft.com/office/word/2010/wordml" xmlns:w15="http://schemas.microsoft.com/office/word/2012/wordml" xmlns:w16cei="http://schemas.microsoft.com/office/word/2026/wordml/cei" xmlns:w16cex="http://schemas.microsoft.com/office/word/2018/wordml/cex" xmlns:w16cid="http://schemas.microsoft.com/office/word/2016/wordml/cid" xmlns:w16="http://schemas.microsoft.com/office/word/2018/wordml" xmlns:w16du="http://schemas.microsoft.com/office/word/2023/wordml/word16du" xmlns:w16sdtdh="http://schemas.microsoft.com/office/word/2020/wordml/sdtdatahash" xmlns:w16sdtfl="http://schemas.microsoft.com/office/word/2024/wordml/sdtformatlock" xmlns:w16se="http://schemas.microsoft.com/office/word/2015/wordml/symex" xmlns:wpg="http://schemas.microsoft.com/office/word/2010/wordprocessingGroup" xmlns:wpi="http://schemas.microsoft.com/office/word/2010/wordprocessingInk" xmlns:wne="http://schemas.microsoft.com/office/word/2006/wordml" xmlns:wps="http://schemas.microsoft.com/office/word/2010/wordprocessingShape" mc:Ignorable="w14 w15 w16se w16cid w16 w16cex w16sdtdh w16sdtfl w16du wp14">
   <w:body>
     <w:p>
       <w:pPr>
-        <w:spacing w:line="480" w:lineRule="auto"/>
+        <w:spacing w:line="360" w:lineRule="auto"/>
         <w:jc w:val="center"/>
         <w:rPr>
           <w:rFonts w:ascii="Times New Roman" w:hAnsi="Times New Roman" w:cs="Times New Roman"/>
-        </w:rPr>
-      </w:pPr>
-      <w:r>
-        <w:rPr>
-          <w:rFonts w:ascii="Times New Roman" w:hAnsi="Times New Roman" w:cs="Times New Roman"/>
-          <w:b/>
-          <w:bCs/>
+          <w:b/>
+          <w:bCs/>
+          <w:sz w:val="26"/>
+          <w:szCs w:val="26"/>
+          <w:lang w:val="en-NG"/>
+        </w:rPr>
+      </w:pPr>
+      <w:r>
+        <w:rPr>
+          <w:rFonts w:ascii="Times New Roman" w:hAnsi="Times New Roman" w:cs="Times New Roman"/>
+          <w:b/>
+          <w:bCs/>
+          <w:sz w:val="26"/>
+          <w:szCs w:val="26"/>
+          <w:lang w:val="en-NG"/>
         </w:rPr>
         <w:t>CHAPTER ONE</w:t>
       </w:r>
     </w:p>
     <w:p>
       <w:pPr>
-        <w:spacing w:line="480" w:lineRule="auto"/>
+        <w:spacing w:line="360" w:lineRule="auto"/>
         <w:jc w:val="center"/>
         <w:rPr>
           <w:rFonts w:ascii="Times New Roman" w:hAnsi="Times New Roman" w:cs="Times New Roman"/>
           <w:b/>
           <w:bCs/>
-        </w:rPr>
-      </w:pPr>
-      <w:r>
-        <w:rPr>
-          <w:rFonts w:ascii="Times New Roman" w:hAnsi="Times New Roman" w:cs="Times New Roman"/>
-          <w:b/>
-          <w:bCs/>
+          <w:sz w:val="26"/>
+          <w:szCs w:val="26"/>
+          <w:lang w:val="en-NG"/>
+        </w:rPr>
+      </w:pPr>
+      <w:r>
+        <w:rPr>
+          <w:rFonts w:ascii="Times New Roman" w:hAnsi="Times New Roman" w:cs="Times New Roman"/>
+          <w:b/>
+          <w:bCs/>
+          <w:sz w:val="26"/>
+          <w:szCs w:val="26"/>
+          <w:lang w:val="en-NG"/>
         </w:rPr>
         <w:t>INTRODUCTION</w:t>
       </w:r>
     </w:p>
     <w:p>
       <w:pPr>
-        <w:spacing w:line="480" w:lineRule="auto"/>
-        <w:jc w:val="center"/>
-        <w:rPr>
-          <w:rFonts w:ascii="Times New Roman" w:hAnsi="Times New Roman" w:cs="Times New Roman"/>
-        </w:rPr>
-      </w:pPr>
-    </w:p>
-    <w:p>
-      <w:pPr>
-        <w:spacing w:line="480" w:lineRule="auto"/>
-        <w:jc w:val="both"/>
-        <w:rPr>
-          <w:rFonts w:ascii="Times New Roman" w:hAnsi="Times New Roman" w:cs="Times New Roman"/>
-        </w:rPr>
-      </w:pPr>
-      <w:r>
-        <w:rPr>
-          <w:rFonts w:ascii="Times New Roman" w:hAnsi="Times New Roman" w:cs="Times New Roman"/>
-          <w:b/>
-          <w:bCs/>
-        </w:rPr>
-        <w:t>1.1 BACKGROUND TO THE STUDY</w:t>
-      </w:r>
-    </w:p>
-    <w:p>
-      <w:pPr>
-        <w:spacing w:line="480" w:lineRule="auto"/>
-        <w:jc w:val="both"/>
-        <w:rPr>
-          <w:rFonts w:ascii="Times New Roman" w:hAnsi="Times New Roman" w:cs="Times New Roman"/>
-        </w:rPr>
-      </w:pPr>
-      <w:r>
-        <w:rPr>
-          <w:rFonts w:ascii="Times New Roman" w:hAnsi="Times New Roman" w:cs="Times New Roman"/>
-        </w:rPr>
-        <w:t>Moving to college is a big change. Many students leave home and stay in a hostel. A hostel gives them a safe and steady place to live while they study. A good hostel helps students focus without worrying about travel or housework. Staying close to lecture halls saves time. So, running hostels well matters a lot.</w:t>
-      </w:r>
-    </w:p>
-    <w:p>
-      <w:pPr>
-        <w:spacing w:line="480" w:lineRule="auto"/>
-        <w:jc w:val="both"/>
-        <w:rPr>
-          <w:rFonts w:ascii="Times New Roman" w:hAnsi="Times New Roman" w:cs="Times New Roman"/>
-        </w:rPr>
-      </w:pPr>
-      <w:r>
-        <w:rPr>
-          <w:rFonts w:ascii="Times New Roman" w:hAnsi="Times New Roman" w:cs="Times New Roman"/>
-        </w:rPr>
-        <w:t>But managing hostels is getting harder. Student numbers have shot up, but hostel rooms have not. This lack of beds puts pressure on both students and staff. What used to be simple now deals with thousands of students, few rooms, and a lot of paperwork.</w:t>
-      </w:r>
-    </w:p>
-    <w:p>
-      <w:pPr>
-        <w:spacing w:line="480" w:lineRule="auto"/>
-        <w:jc w:val="both"/>
-        <w:rPr>
-          <w:rFonts w:ascii="Times New Roman" w:hAnsi="Times New Roman" w:cs="Times New Roman"/>
-        </w:rPr>
-      </w:pPr>
-      <w:r>
-        <w:rPr>
-          <w:rFonts w:ascii="Times New Roman" w:hAnsi="Times New Roman" w:cs="Times New Roman"/>
-        </w:rPr>
-        <w:t>Many Nigerian schools still use pen and paper. Giving out rooms means long lines and paper forms. Everything is done by hand. Logbooks track comings and goings but can get lost or changed. Complaints, like broken taps, are reported by mouth or on slips that go missing.</w:t>
-      </w:r>
-    </w:p>
-    <w:p>
-      <w:pPr>
-        <w:spacing w:line="480" w:lineRule="auto"/>
-        <w:jc w:val="both"/>
-        <w:rPr>
-          <w:rFonts w:ascii="Times New Roman" w:hAnsi="Times New Roman" w:cs="Times New Roman"/>
-        </w:rPr>
-      </w:pPr>
-      <w:r>
-        <w:rPr>
-          <w:rFonts w:ascii="Times New Roman" w:hAnsi="Times New Roman" w:cs="Times New Roman"/>
-        </w:rPr>
-        <w:t>This old way causes problems. Lines last for days. Paperwork is slow and full of mistakes. Sometimes two students end up in one bed, causing fights. Records are hard to keep safe or find. Knowing who is inside the hostel is weak, raising security worries. Repairs are slow because complaints get no follow-up. Trust between students and staff falls apart.</w:t>
-      </w:r>
-    </w:p>
-    <w:p>
-      <w:pPr>
-        <w:spacing w:line="480" w:lineRule="auto"/>
-        <w:jc w:val="both"/>
-        <w:rPr>
-          <w:rFonts w:ascii="Times New Roman" w:hAnsi="Times New Roman" w:cs="Times New Roman"/>
-        </w:rPr>
-      </w:pPr>
-      <w:r>
-        <w:rPr>
-          <w:rFonts w:ascii="Times New Roman" w:hAnsi="Times New Roman" w:cs="Times New Roman"/>
-        </w:rPr>
-        <w:t>The fix is a digital system. A hostel management system uses computers to run all hostel tasks. It saves time, cuts mistakes, and makes life easier for students. It handles room sharing, tracking movement, and complaints in one place.</w:t>
-      </w:r>
-    </w:p>
-    <w:p>
-      <w:pPr>
-        <w:spacing w:line="480" w:lineRule="auto"/>
-        <w:jc w:val="both"/>
-        <w:rPr>
-          <w:rFonts w:ascii="Times New Roman" w:hAnsi="Times New Roman" w:cs="Times New Roman"/>
-        </w:rPr>
-      </w:pPr>
-      <w:r>
-        <w:rPr>
-          <w:rFonts w:ascii="Times New Roman" w:hAnsi="Times New Roman" w:cs="Times New Roman"/>
+        <w:spacing w:line="360" w:lineRule="auto"/>
+        <w:jc w:val="both"/>
+        <w:rPr>
+          <w:rFonts w:ascii="Times New Roman" w:hAnsi="Times New Roman" w:cs="Times New Roman"/>
+          <w:b/>
+          <w:bCs/>
+          <w:sz w:val="26"/>
+          <w:szCs w:val="26"/>
+          <w:lang w:val="en-NG"/>
+        </w:rPr>
+      </w:pPr>
+    </w:p>
+    <w:p>
+      <w:pPr>
+        <w:spacing w:line="360" w:lineRule="auto"/>
+        <w:jc w:val="both"/>
+        <w:rPr>
+          <w:rFonts w:ascii="Times New Roman" w:hAnsi="Times New Roman" w:cs="Times New Roman"/>
+          <w:b/>
+          <w:bCs/>
+          <w:sz w:val="26"/>
+          <w:szCs w:val="26"/>
+          <w:lang w:val="en-NG"/>
+        </w:rPr>
+      </w:pPr>
+      <w:r>
+        <w:rPr>
+          <w:rFonts w:ascii="Times New Roman" w:hAnsi="Times New Roman" w:cs="Times New Roman"/>
+          <w:b/>
+          <w:bCs/>
+          <w:sz w:val="26"/>
+          <w:szCs w:val="26"/>
+          <w:lang w:val="en-NG"/>
+        </w:rPr>
+        <w:t xml:space="preserve">1.1 Background </w:t>
+      </w:r>
+      <w:proofErr w:type="gramStart"/>
+      <w:r>
+        <w:rPr>
+          <w:rFonts w:ascii="Times New Roman" w:hAnsi="Times New Roman" w:cs="Times New Roman"/>
+          <w:b/>
+          <w:bCs/>
+          <w:sz w:val="26"/>
+          <w:szCs w:val="26"/>
+          <w:lang w:val="en-NG"/>
+        </w:rPr>
+        <w:t>To</w:t>
+      </w:r>
+      <w:proofErr w:type="gramEnd"/>
+      <w:r>
+        <w:rPr>
+          <w:rFonts w:ascii="Times New Roman" w:hAnsi="Times New Roman" w:cs="Times New Roman"/>
+          <w:b/>
+          <w:bCs/>
+          <w:sz w:val="26"/>
+          <w:szCs w:val="26"/>
+          <w:lang w:val="en-NG"/>
+        </w:rPr>
+        <w:t xml:space="preserve"> </w:t>
+      </w:r>
+      <w:proofErr w:type="gramStart"/>
+      <w:r>
+        <w:rPr>
+          <w:rFonts w:ascii="Times New Roman" w:hAnsi="Times New Roman" w:cs="Times New Roman"/>
+          <w:b/>
+          <w:bCs/>
+          <w:sz w:val="26"/>
+          <w:szCs w:val="26"/>
+          <w:lang w:val="en-NG"/>
+        </w:rPr>
+        <w:t>The</w:t>
+      </w:r>
+      <w:proofErr w:type="gramEnd"/>
+      <w:r>
+        <w:rPr>
+          <w:rFonts w:ascii="Times New Roman" w:hAnsi="Times New Roman" w:cs="Times New Roman"/>
+          <w:b/>
+          <w:bCs/>
+          <w:sz w:val="26"/>
+          <w:szCs w:val="26"/>
+          <w:lang w:val="en-NG"/>
+        </w:rPr>
+        <w:t xml:space="preserve"> Study</w:t>
+      </w:r>
+    </w:p>
+    <w:p>
+      <w:pPr>
+        <w:spacing w:line="360" w:lineRule="auto"/>
+        <w:jc w:val="both"/>
+        <w:rPr>
+          <w:rFonts w:ascii="Times New Roman" w:hAnsi="Times New Roman" w:cs="Times New Roman"/>
+          <w:sz w:val="26"/>
+          <w:szCs w:val="26"/>
+          <w:lang w:val="en-NG"/>
+        </w:rPr>
+      </w:pPr>
+      <w:r>
+        <w:rPr>
+          <w:rFonts w:ascii="Times New Roman" w:hAnsi="Times New Roman" w:cs="Times New Roman"/>
+          <w:sz w:val="26"/>
+          <w:szCs w:val="26"/>
+          <w:lang w:val="en-NG"/>
+        </w:rPr>
+        <w:t xml:space="preserve">Moving to college is a major transition, especially for students leaving home for hostels. </w:t>
+      </w:r>
+      <w:proofErr w:type="gramStart"/>
+      <w:r>
+        <w:rPr>
+          <w:rFonts w:ascii="Times New Roman" w:hAnsi="Times New Roman" w:cs="Times New Roman"/>
+          <w:sz w:val="26"/>
+          <w:szCs w:val="26"/>
+          <w:lang w:val="en-NG"/>
+        </w:rPr>
+        <w:t>Well</w:t>
+      </w:r>
+      <w:proofErr w:type="gramEnd"/>
+      <w:r>
+        <w:rPr>
+          <w:rFonts w:ascii="Times New Roman" w:hAnsi="Times New Roman" w:cs="Times New Roman"/>
+          <w:sz w:val="26"/>
+          <w:szCs w:val="26"/>
+          <w:lang w:val="en-NG"/>
+        </w:rPr>
+        <w:noBreakHyphen/>
+        <w:t>managed accommodation provides safety and stability, allowing students to focus on academics without commuting or household distractions. Proximity to lecture halls saves time, making efficient hostel administration vital for student success.</w:t>
+      </w:r>
+    </w:p>
+    <w:p>
+      <w:pPr>
+        <w:spacing w:line="360" w:lineRule="auto"/>
+        <w:jc w:val="both"/>
+        <w:rPr>
+          <w:rFonts w:ascii="Times New Roman" w:hAnsi="Times New Roman" w:cs="Times New Roman"/>
+          <w:sz w:val="26"/>
+          <w:szCs w:val="26"/>
+          <w:lang w:val="en-NG"/>
+        </w:rPr>
+      </w:pPr>
+      <w:r>
+        <w:rPr>
+          <w:rFonts w:ascii="Times New Roman" w:hAnsi="Times New Roman" w:cs="Times New Roman"/>
+          <w:sz w:val="26"/>
+          <w:szCs w:val="26"/>
+          <w:lang w:val="en-NG"/>
+        </w:rPr>
+        <w:t>Yet hostel management has grown far more complex. Enrolment has surged while bed capacity has stayed fixed, overwhelming both students and staff. Tasks once simple now require handling thousands of students with limited spaces and reams of paperwork.</w:t>
+      </w:r>
+    </w:p>
+    <w:p>
+      <w:pPr>
+        <w:spacing w:line="360" w:lineRule="auto"/>
+        <w:jc w:val="both"/>
+        <w:rPr>
+          <w:rFonts w:ascii="Times New Roman" w:hAnsi="Times New Roman" w:cs="Times New Roman"/>
+          <w:sz w:val="26"/>
+          <w:szCs w:val="26"/>
+          <w:lang w:val="en-NG"/>
+        </w:rPr>
+      </w:pPr>
+      <w:r>
+        <w:rPr>
+          <w:rFonts w:ascii="Times New Roman" w:hAnsi="Times New Roman" w:cs="Times New Roman"/>
+          <w:sz w:val="26"/>
+          <w:szCs w:val="26"/>
+          <w:lang w:val="en-NG"/>
+        </w:rPr>
+        <w:t>Many Nigerian universities still operate manually. Room allocation means long queues and paper forms. Logbooks for tracking movement are easily lost or falsified. Maintenance complaints are reported verbally or on slips that frequently disappear, leaving issues unresolved and facilities in decay.</w:t>
+      </w:r>
+    </w:p>
+    <w:p>
+      <w:pPr>
+        <w:spacing w:line="360" w:lineRule="auto"/>
+        <w:jc w:val="both"/>
+        <w:rPr>
+          <w:rFonts w:ascii="Times New Roman" w:hAnsi="Times New Roman" w:cs="Times New Roman"/>
+          <w:sz w:val="26"/>
+          <w:szCs w:val="26"/>
+          <w:lang w:val="en-NG"/>
+        </w:rPr>
+      </w:pPr>
+      <w:r>
+        <w:rPr>
+          <w:rFonts w:ascii="Times New Roman" w:hAnsi="Times New Roman" w:cs="Times New Roman"/>
+          <w:sz w:val="26"/>
+          <w:szCs w:val="26"/>
+          <w:lang w:val="en-NG"/>
+        </w:rPr>
+        <w:t>These outdated methods cause serious problems. Students queue for days during allocation. Paperwork is slow and error</w:t>
+      </w:r>
+      <w:r>
+        <w:rPr>
+          <w:rFonts w:ascii="Times New Roman" w:hAnsi="Times New Roman" w:cs="Times New Roman"/>
+          <w:sz w:val="26"/>
+          <w:szCs w:val="26"/>
+          <w:lang w:val="en-NG"/>
+        </w:rPr>
+        <w:noBreakHyphen/>
+        <w:t>prone, sometimes double</w:t>
+      </w:r>
+      <w:r>
+        <w:rPr>
+          <w:rFonts w:ascii="Times New Roman" w:hAnsi="Times New Roman" w:cs="Times New Roman"/>
+          <w:sz w:val="26"/>
+          <w:szCs w:val="26"/>
+          <w:lang w:val="en-NG"/>
+        </w:rPr>
+        <w:noBreakHyphen/>
+        <w:t>allocating beds and sparking conflicts. Records are hard to secure or retrieve. Security suffers because occupancy is poorly tracked. Maintenance delays frustrate students and erode trust between residents and staff.</w:t>
+      </w:r>
+    </w:p>
+    <w:p>
+      <w:pPr>
+        <w:spacing w:line="360" w:lineRule="auto"/>
+        <w:jc w:val="both"/>
+        <w:rPr>
+          <w:rFonts w:ascii="Times New Roman" w:hAnsi="Times New Roman" w:cs="Times New Roman"/>
+          <w:sz w:val="26"/>
+          <w:szCs w:val="26"/>
+          <w:lang w:val="en-NG"/>
+        </w:rPr>
+      </w:pPr>
+      <w:r>
+        <w:rPr>
+          <w:rFonts w:ascii="Times New Roman" w:hAnsi="Times New Roman" w:cs="Times New Roman"/>
+          <w:sz w:val="26"/>
+          <w:szCs w:val="26"/>
+          <w:lang w:val="en-NG"/>
+        </w:rPr>
+        <w:t>Digital transformation offers a clear solution. A Hostel Management System automates operations—saving time, reducing errors, and improving user experience. It unifies room allocation, movement tracking, and complaint handling on one platform.</w:t>
+      </w:r>
+    </w:p>
+    <w:p>
+      <w:pPr>
+        <w:spacing w:line="360" w:lineRule="auto"/>
+        <w:jc w:val="both"/>
+        <w:rPr>
+          <w:rFonts w:ascii="Times New Roman" w:hAnsi="Times New Roman" w:cs="Times New Roman"/>
+          <w:sz w:val="26"/>
+          <w:szCs w:val="26"/>
+          <w:lang w:val="en-NG"/>
+        </w:rPr>
+      </w:pPr>
+      <w:r>
+        <w:rPr>
+          <w:rFonts w:ascii="Times New Roman" w:hAnsi="Times New Roman" w:cs="Times New Roman"/>
+          <w:sz w:val="26"/>
+          <w:szCs w:val="26"/>
+          <w:lang w:val="en-NG"/>
+        </w:rPr>
+        <w:t>Key features include rule</w:t>
+      </w:r>
+      <w:r>
+        <w:rPr>
+          <w:rFonts w:ascii="Times New Roman" w:hAnsi="Times New Roman" w:cs="Times New Roman"/>
+          <w:sz w:val="26"/>
+          <w:szCs w:val="26"/>
+          <w:lang w:val="en-NG"/>
+        </w:rPr>
+        <w:noBreakHyphen/>
+        <w:t>based allocation: the system assigns rooms by predefined criteria (e.g., first</w:t>
+      </w:r>
+      <w:r>
+        <w:rPr>
+          <w:rFonts w:ascii="Times New Roman" w:hAnsi="Times New Roman" w:cs="Times New Roman"/>
+          <w:sz w:val="26"/>
+          <w:szCs w:val="26"/>
+          <w:lang w:val="en-NG"/>
+        </w:rPr>
+        <w:noBreakHyphen/>
+        <w:t>come</w:t>
+      </w:r>
+      <w:r>
+        <w:rPr>
+          <w:rFonts w:ascii="Times New Roman" w:hAnsi="Times New Roman" w:cs="Times New Roman"/>
+          <w:sz w:val="26"/>
+          <w:szCs w:val="26"/>
+          <w:lang w:val="en-NG"/>
+        </w:rPr>
+        <w:noBreakHyphen/>
+        <w:t>first</w:t>
+      </w:r>
+      <w:r>
+        <w:rPr>
+          <w:rFonts w:ascii="Times New Roman" w:hAnsi="Times New Roman" w:cs="Times New Roman"/>
+          <w:sz w:val="26"/>
+          <w:szCs w:val="26"/>
+          <w:lang w:val="en-NG"/>
+        </w:rPr>
+        <w:noBreakHyphen/>
+        <w:t>served, student level, or final</w:t>
+      </w:r>
+      <w:r>
+        <w:rPr>
+          <w:rFonts w:ascii="Times New Roman" w:hAnsi="Times New Roman" w:cs="Times New Roman"/>
+          <w:sz w:val="26"/>
+          <w:szCs w:val="26"/>
+          <w:lang w:val="en-NG"/>
+        </w:rPr>
+        <w:noBreakHyphen/>
+        <w:t>year priority) and automatically enforces gender separation, ensuring fairness and eliminating administrative mistakes.</w:t>
+      </w:r>
+    </w:p>
+    <w:p>
+      <w:pPr>
+        <w:spacing w:line="360" w:lineRule="auto"/>
+        <w:jc w:val="both"/>
+        <w:rPr>
+          <w:rFonts w:ascii="Times New Roman" w:hAnsi="Times New Roman" w:cs="Times New Roman"/>
+          <w:sz w:val="26"/>
+          <w:szCs w:val="26"/>
+          <w:lang w:val="en-NG"/>
+        </w:rPr>
+      </w:pPr>
+      <w:r>
+        <w:rPr>
+          <w:rFonts w:ascii="Times New Roman" w:hAnsi="Times New Roman" w:cs="Times New Roman"/>
+          <w:sz w:val="26"/>
+          <w:szCs w:val="26"/>
+          <w:lang w:val="en-NG"/>
         </w:rPr>
         <w:lastRenderedPageBreak/>
-        <w:t>One feature is rule-based room giving. The system hands out rooms using set rules, like first-come, first-served, or giving final-year students first choice. It also keeps boys and girls apart on its own. This makes things fair and free of mix-ups.</w:t>
-      </w:r>
-    </w:p>
-    <w:p>
-      <w:pPr>
-        <w:spacing w:line="480" w:lineRule="auto"/>
-        <w:jc w:val="both"/>
-        <w:rPr>
-          <w:rFonts w:ascii="Times New Roman" w:hAnsi="Times New Roman" w:cs="Times New Roman"/>
-        </w:rPr>
-      </w:pPr>
-      <w:r>
-        <w:rPr>
-          <w:rFonts w:ascii="Times New Roman" w:hAnsi="Times New Roman" w:cs="Times New Roman"/>
-        </w:rPr>
-        <w:t>Another feature is the QR code, a square barcode you scan with a phone. Each student gets a special code. Scanning it at the gate marks their entry or exit right away. This gives a live list of who is inside, helping with roll call and safety.</w:t>
-      </w:r>
-    </w:p>
-    <w:p>
-      <w:pPr>
-        <w:spacing w:line="480" w:lineRule="auto"/>
-        <w:jc w:val="both"/>
-        <w:rPr>
-          <w:rFonts w:ascii="Times New Roman" w:hAnsi="Times New Roman" w:cs="Times New Roman"/>
-        </w:rPr>
-      </w:pPr>
-      <w:r>
-        <w:rPr>
-          <w:rFonts w:ascii="Times New Roman" w:hAnsi="Times New Roman" w:cs="Times New Roman"/>
-        </w:rPr>
-        <w:t>The system also handles complaints. Students report faults online. Each complaint is noted, given a number, and sent to the right worker. Its status moves from "sent" to "being fixed" to "done." Students can check how things are moving anytime. This stops complaints from being forgotten.</w:t>
-      </w:r>
-    </w:p>
-    <w:p>
-      <w:pPr>
-        <w:spacing w:line="480" w:lineRule="auto"/>
-        <w:jc w:val="both"/>
-        <w:rPr>
-          <w:rFonts w:ascii="Times New Roman" w:hAnsi="Times New Roman" w:cs="Times New Roman"/>
-        </w:rPr>
-      </w:pPr>
-      <w:r>
-        <w:rPr>
-          <w:rFonts w:ascii="Times New Roman" w:hAnsi="Times New Roman" w:cs="Times New Roman"/>
-        </w:rPr>
-        <w:t>This project puts forward a web-based Hostel Management System with three parts. First, rule-based room giving for fair sharing. Second, QR code check-in for safety. Third, a complaint system for quick fixes. Together, they swap slow paper ways for a smooth, open digital feel for staff and students.</w:t>
-      </w:r>
-    </w:p>
-    <w:p>
-      <w:pPr>
-        <w:spacing w:line="480" w:lineRule="auto"/>
-        <w:jc w:val="both"/>
-        <w:rPr>
-          <w:rFonts w:ascii="Times New Roman" w:hAnsi="Times New Roman" w:cs="Times New Roman"/>
-        </w:rPr>
-      </w:pPr>
-    </w:p>
-    <w:p>
-      <w:pPr>
-        <w:spacing w:line="480" w:lineRule="auto"/>
-        <w:jc w:val="both"/>
-        <w:rPr>
-          <w:rFonts w:ascii="Times New Roman" w:hAnsi="Times New Roman" w:cs="Times New Roman"/>
-        </w:rPr>
-      </w:pPr>
-      <w:r>
-        <w:rPr>
-          <w:rFonts w:ascii="Times New Roman" w:hAnsi="Times New Roman" w:cs="Times New Roman"/>
-          <w:b/>
-          <w:bCs/>
-        </w:rPr>
-        <w:t>1.2 STATEMENT OF THE PROBLEM</w:t>
-      </w:r>
-    </w:p>
-    <w:p>
-      <w:pPr>
-        <w:spacing w:line="480" w:lineRule="auto"/>
-        <w:jc w:val="both"/>
-        <w:rPr>
-          <w:rFonts w:ascii="Times New Roman" w:hAnsi="Times New Roman" w:cs="Times New Roman"/>
-        </w:rPr>
-      </w:pPr>
-      <w:r>
-        <w:rPr>
-          <w:rFonts w:ascii="Times New Roman" w:hAnsi="Times New Roman" w:cs="Times New Roman"/>
-        </w:rPr>
-        <w:t>Running student hostels in many Nigerian schools is full of problems because of old manual ways. The biggest issue is slow room allocation full of mistakes. Every session, students face stressful, messy queues with piles of paperwork, wasting precious time. This process is tiring and leads to serious errors, like giving one bed to two students, which causes fights and a bad start to the year.</w:t>
-      </w:r>
-    </w:p>
-    <w:p>
-      <w:pPr>
-        <w:spacing w:line="480" w:lineRule="auto"/>
-        <w:jc w:val="both"/>
-        <w:rPr>
-          <w:rFonts w:ascii="Times New Roman" w:hAnsi="Times New Roman" w:cs="Times New Roman"/>
-        </w:rPr>
-      </w:pPr>
-      <w:r>
-        <w:rPr>
-          <w:rFonts w:ascii="Times New Roman" w:hAnsi="Times New Roman" w:cs="Times New Roman"/>
-        </w:rPr>
-        <w:t xml:space="preserve">Another problem is poor tracking of who enters and leaves the hostel. Paper logbooks cannot be trusted and are easy to fake, lose, or damage. This makes it nearly impossible to know who is </w:t>
-      </w:r>
-      <w:r>
-        <w:rPr>
-          <w:rFonts w:ascii="Times New Roman" w:hAnsi="Times New Roman" w:cs="Times New Roman"/>
+        <w:t>Another vital feature is QR code technology</w:t>
+      </w:r>
+      <w:r>
+        <w:rPr>
+          <w:rFonts w:ascii="Times New Roman" w:hAnsi="Times New Roman" w:cs="Times New Roman"/>
+          <w:sz w:val="26"/>
+          <w:szCs w:val="26"/>
+          <w:lang w:val="en-NG"/>
+        </w:rPr>
+        <w:t xml:space="preserve">, </w:t>
+      </w:r>
+      <w:r>
+        <w:rPr>
+          <w:rFonts w:ascii="Times New Roman" w:hAnsi="Times New Roman" w:cs="Times New Roman"/>
+          <w:sz w:val="26"/>
+          <w:szCs w:val="26"/>
+          <w:lang w:val="en-NG"/>
+        </w:rPr>
+        <w:t>a two</w:t>
+      </w:r>
+      <w:r>
+        <w:rPr>
+          <w:rFonts w:ascii="Times New Roman" w:hAnsi="Times New Roman" w:cs="Times New Roman"/>
+          <w:sz w:val="26"/>
+          <w:szCs w:val="26"/>
+          <w:lang w:val="en-NG"/>
+        </w:rPr>
+        <w:noBreakHyphen/>
+        <w:t>dimensional barcode scannable by mobile devices. Each student gets a unique code. Scanning it at the entrance instantly logs entry or exit, providing real</w:t>
+      </w:r>
+      <w:r>
+        <w:rPr>
+          <w:rFonts w:ascii="Times New Roman" w:hAnsi="Times New Roman" w:cs="Times New Roman"/>
+          <w:sz w:val="26"/>
+          <w:szCs w:val="26"/>
+          <w:lang w:val="en-NG"/>
+        </w:rPr>
+        <w:noBreakHyphen/>
+        <w:t>time occupancy data that boosts safety and enables rapid emergency roll calls.</w:t>
+      </w:r>
+    </w:p>
+    <w:p>
+      <w:pPr>
+        <w:spacing w:line="360" w:lineRule="auto"/>
+        <w:jc w:val="both"/>
+        <w:rPr>
+          <w:rFonts w:ascii="Times New Roman" w:hAnsi="Times New Roman" w:cs="Times New Roman"/>
+          <w:sz w:val="26"/>
+          <w:szCs w:val="26"/>
+          <w:lang w:val="en-NG"/>
+        </w:rPr>
+      </w:pPr>
+      <w:r>
+        <w:rPr>
+          <w:rFonts w:ascii="Times New Roman" w:hAnsi="Times New Roman" w:cs="Times New Roman"/>
+          <w:sz w:val="26"/>
+          <w:szCs w:val="26"/>
+          <w:lang w:val="en-NG"/>
+        </w:rPr>
+        <w:t>The system also digitises complaint management. Students submit maintenance issues online and receive a tracking number. Each complaint is routed to the right personnel, and status updates</w:t>
+      </w:r>
+      <w:r>
+        <w:rPr>
+          <w:rFonts w:ascii="Times New Roman" w:hAnsi="Times New Roman" w:cs="Times New Roman"/>
+          <w:sz w:val="26"/>
+          <w:szCs w:val="26"/>
+          <w:lang w:val="en-NG"/>
+        </w:rPr>
+        <w:t xml:space="preserve">, </w:t>
+      </w:r>
+      <w:r>
+        <w:rPr>
+          <w:rFonts w:ascii="Times New Roman" w:hAnsi="Times New Roman" w:cs="Times New Roman"/>
+          <w:sz w:val="26"/>
+          <w:szCs w:val="26"/>
+          <w:lang w:val="en-NG"/>
+        </w:rPr>
+        <w:t>"submitted", "in progress", "resolved"</w:t>
+      </w:r>
+      <w:r>
+        <w:rPr>
+          <w:rFonts w:ascii="Times New Roman" w:hAnsi="Times New Roman" w:cs="Times New Roman"/>
+          <w:sz w:val="26"/>
+          <w:szCs w:val="26"/>
+          <w:lang w:val="en-NG"/>
+        </w:rPr>
+        <w:t xml:space="preserve">, </w:t>
+      </w:r>
+      <w:r>
+        <w:rPr>
+          <w:rFonts w:ascii="Times New Roman" w:hAnsi="Times New Roman" w:cs="Times New Roman"/>
+          <w:sz w:val="26"/>
+          <w:szCs w:val="26"/>
+          <w:lang w:val="en-NG"/>
+        </w:rPr>
+        <w:t>are visible to students. This transparency ensures accountability and stops complaints from being overlooked.</w:t>
+      </w:r>
+    </w:p>
+    <w:p>
+      <w:pPr>
+        <w:spacing w:line="360" w:lineRule="auto"/>
+        <w:jc w:val="both"/>
+        <w:rPr>
+          <w:rFonts w:ascii="Times New Roman" w:hAnsi="Times New Roman" w:cs="Times New Roman"/>
+          <w:sz w:val="26"/>
+          <w:szCs w:val="26"/>
+          <w:lang w:val="en-NG"/>
+        </w:rPr>
+      </w:pPr>
+      <w:r>
+        <w:rPr>
+          <w:rFonts w:ascii="Times New Roman" w:hAnsi="Times New Roman" w:cs="Times New Roman"/>
+          <w:sz w:val="26"/>
+          <w:szCs w:val="26"/>
+          <w:lang w:val="en-NG"/>
+        </w:rPr>
+        <w:t>This project proposes a web</w:t>
+      </w:r>
+      <w:r>
+        <w:rPr>
+          <w:rFonts w:ascii="Times New Roman" w:hAnsi="Times New Roman" w:cs="Times New Roman"/>
+          <w:sz w:val="26"/>
+          <w:szCs w:val="26"/>
+          <w:lang w:val="en-NG"/>
+        </w:rPr>
+        <w:noBreakHyphen/>
+        <w:t>based Hostel Management System with three integrated components: rule</w:t>
+      </w:r>
+      <w:r>
+        <w:rPr>
+          <w:rFonts w:ascii="Times New Roman" w:hAnsi="Times New Roman" w:cs="Times New Roman"/>
+          <w:sz w:val="26"/>
+          <w:szCs w:val="26"/>
+          <w:lang w:val="en-NG"/>
+        </w:rPr>
+        <w:noBreakHyphen/>
+        <w:t>based room allocation for fair bed distribution, QR code check</w:t>
+      </w:r>
+      <w:r>
+        <w:rPr>
+          <w:rFonts w:ascii="Times New Roman" w:hAnsi="Times New Roman" w:cs="Times New Roman"/>
+          <w:sz w:val="26"/>
+          <w:szCs w:val="26"/>
+          <w:lang w:val="en-NG"/>
+        </w:rPr>
+        <w:noBreakHyphen/>
+        <w:t>in for security, and a complaint management system for prompt maintenance. Together, they replace inefficient manual processes with a seamless digital platform for staff and students.</w:t>
+      </w:r>
+    </w:p>
+    <w:p>
+      <w:pPr>
+        <w:spacing w:line="360" w:lineRule="auto"/>
+        <w:jc w:val="both"/>
+        <w:rPr>
+          <w:rFonts w:ascii="Times New Roman" w:hAnsi="Times New Roman" w:cs="Times New Roman"/>
+          <w:b/>
+          <w:bCs/>
+          <w:sz w:val="26"/>
+          <w:szCs w:val="26"/>
+          <w:lang w:val="en-NG"/>
+        </w:rPr>
+      </w:pPr>
+    </w:p>
+    <w:p>
+      <w:pPr>
+        <w:spacing w:line="360" w:lineRule="auto"/>
+        <w:jc w:val="both"/>
+        <w:rPr>
+          <w:rFonts w:ascii="Times New Roman" w:hAnsi="Times New Roman" w:cs="Times New Roman"/>
+          <w:b/>
+          <w:bCs/>
+          <w:sz w:val="26"/>
+          <w:szCs w:val="26"/>
+          <w:lang w:val="en-NG"/>
+        </w:rPr>
+      </w:pPr>
+      <w:r>
+        <w:rPr>
+          <w:rFonts w:ascii="Times New Roman" w:hAnsi="Times New Roman" w:cs="Times New Roman"/>
+          <w:b/>
+          <w:bCs/>
+          <w:sz w:val="26"/>
+          <w:szCs w:val="26"/>
+          <w:lang w:val="en-NG"/>
+        </w:rPr>
+        <w:t xml:space="preserve">1.2 Statement </w:t>
+      </w:r>
+      <w:proofErr w:type="gramStart"/>
+      <w:r>
+        <w:rPr>
+          <w:rFonts w:ascii="Times New Roman" w:hAnsi="Times New Roman" w:cs="Times New Roman"/>
+          <w:b/>
+          <w:bCs/>
+          <w:sz w:val="26"/>
+          <w:szCs w:val="26"/>
+          <w:lang w:val="en-NG"/>
+        </w:rPr>
+        <w:t>Of</w:t>
+      </w:r>
+      <w:proofErr w:type="gramEnd"/>
+      <w:r>
+        <w:rPr>
+          <w:rFonts w:ascii="Times New Roman" w:hAnsi="Times New Roman" w:cs="Times New Roman"/>
+          <w:b/>
+          <w:bCs/>
+          <w:sz w:val="26"/>
+          <w:szCs w:val="26"/>
+          <w:lang w:val="en-NG"/>
+        </w:rPr>
+        <w:t xml:space="preserve"> </w:t>
+      </w:r>
+      <w:proofErr w:type="gramStart"/>
+      <w:r>
+        <w:rPr>
+          <w:rFonts w:ascii="Times New Roman" w:hAnsi="Times New Roman" w:cs="Times New Roman"/>
+          <w:b/>
+          <w:bCs/>
+          <w:sz w:val="26"/>
+          <w:szCs w:val="26"/>
+          <w:lang w:val="en-NG"/>
+        </w:rPr>
+        <w:t>The</w:t>
+      </w:r>
+      <w:proofErr w:type="gramEnd"/>
+      <w:r>
+        <w:rPr>
+          <w:rFonts w:ascii="Times New Roman" w:hAnsi="Times New Roman" w:cs="Times New Roman"/>
+          <w:b/>
+          <w:bCs/>
+          <w:sz w:val="26"/>
+          <w:szCs w:val="26"/>
+          <w:lang w:val="en-NG"/>
+        </w:rPr>
+        <w:t xml:space="preserve"> Problem</w:t>
+      </w:r>
+    </w:p>
+    <w:p>
+      <w:pPr>
+        <w:spacing w:line="360" w:lineRule="auto"/>
+        <w:jc w:val="both"/>
+        <w:rPr>
+          <w:rFonts w:ascii="Times New Roman" w:hAnsi="Times New Roman" w:cs="Times New Roman"/>
+          <w:sz w:val="26"/>
+          <w:szCs w:val="26"/>
+          <w:lang w:val="en-NG"/>
+        </w:rPr>
+      </w:pPr>
+      <w:r>
+        <w:rPr>
+          <w:rFonts w:ascii="Times New Roman" w:hAnsi="Times New Roman" w:cs="Times New Roman"/>
+          <w:sz w:val="26"/>
+          <w:szCs w:val="26"/>
+          <w:lang w:val="en-NG"/>
+        </w:rPr>
+        <w:t>Student hostel administration in many Nigerian universities faces major challenges from continued reliance on manual methods. The foremost issue is inefficient, error</w:t>
+      </w:r>
+      <w:r>
+        <w:rPr>
+          <w:rFonts w:ascii="Times New Roman" w:hAnsi="Times New Roman" w:cs="Times New Roman"/>
+          <w:sz w:val="26"/>
+          <w:szCs w:val="26"/>
+          <w:lang w:val="en-NG"/>
+        </w:rPr>
+        <w:noBreakHyphen/>
+        <w:t>prone room allocation. Each session, students endure stressful queues and bulky paperwork that waste huge amounts of time. This exhausting process often leads to serious errors like double bed allocation, causing conflicts and a poor start to the academic year.</w:t>
+      </w:r>
+    </w:p>
+    <w:p>
+      <w:pPr>
+        <w:spacing w:line="360" w:lineRule="auto"/>
+        <w:jc w:val="both"/>
+        <w:rPr>
+          <w:rFonts w:ascii="Times New Roman" w:hAnsi="Times New Roman" w:cs="Times New Roman"/>
+          <w:sz w:val="26"/>
+          <w:szCs w:val="26"/>
+          <w:lang w:val="en-NG"/>
+        </w:rPr>
+      </w:pPr>
+      <w:r>
+        <w:rPr>
+          <w:rFonts w:ascii="Times New Roman" w:hAnsi="Times New Roman" w:cs="Times New Roman"/>
+          <w:sz w:val="26"/>
+          <w:szCs w:val="26"/>
+          <w:lang w:val="en-NG"/>
+        </w:rPr>
+        <w:t>A second critical problem is inadequate monitoring of hostel entry and exit. Paper logbooks are unreliable</w:t>
+      </w:r>
+      <w:r>
+        <w:rPr>
+          <w:rFonts w:ascii="Times New Roman" w:hAnsi="Times New Roman" w:cs="Times New Roman"/>
+          <w:sz w:val="26"/>
+          <w:szCs w:val="26"/>
+          <w:lang w:val="en-NG"/>
+        </w:rPr>
+        <w:t xml:space="preserve">, </w:t>
+      </w:r>
+      <w:r>
+        <w:rPr>
+          <w:rFonts w:ascii="Times New Roman" w:hAnsi="Times New Roman" w:cs="Times New Roman"/>
+          <w:sz w:val="26"/>
+          <w:szCs w:val="26"/>
+          <w:lang w:val="en-NG"/>
+        </w:rPr>
+        <w:t>easily falsified, lost, or damaged. Consequently, it is nearly impossible to know exactly who is inside the hostel at any moment, raising genuine security concerns, especially during emergencies like fires when rapid headcounts are essential.</w:t>
+      </w:r>
+    </w:p>
+    <w:p>
+      <w:pPr>
+        <w:spacing w:line="360" w:lineRule="auto"/>
+        <w:jc w:val="both"/>
+        <w:rPr>
+          <w:rFonts w:ascii="Times New Roman" w:hAnsi="Times New Roman" w:cs="Times New Roman"/>
+          <w:sz w:val="26"/>
+          <w:szCs w:val="26"/>
+          <w:lang w:val="en-NG"/>
+        </w:rPr>
+      </w:pPr>
+      <w:r>
+        <w:rPr>
+          <w:rFonts w:ascii="Times New Roman" w:hAnsi="Times New Roman" w:cs="Times New Roman"/>
+          <w:sz w:val="26"/>
+          <w:szCs w:val="26"/>
+          <w:lang w:val="en-NG"/>
+        </w:rPr>
+        <w:t xml:space="preserve">The manual system also fails badly in maintenance management. Reporting a broken fan or leaking pipe is slow and opaque. Students have no assurance that their issue will be properly recorded, assigned, or addressed promptly. Without proper tracking, complaints </w:t>
+      </w:r>
+      <w:r>
+        <w:rPr>
+          <w:rFonts w:ascii="Times New Roman" w:hAnsi="Times New Roman" w:cs="Times New Roman"/>
+          <w:sz w:val="26"/>
+          <w:szCs w:val="26"/>
+          <w:lang w:val="en-NG"/>
         </w:rPr>
         <w:lastRenderedPageBreak/>
-        <w:t>inside at any time, creating a real security worry, especially during emergencies like fires when a quick headcount is needed.</w:t>
-      </w:r>
-    </w:p>
-    <w:p>
-      <w:pPr>
-        <w:spacing w:line="480" w:lineRule="auto"/>
-        <w:jc w:val="both"/>
-        <w:rPr>
-          <w:rFonts w:ascii="Times New Roman" w:hAnsi="Times New Roman" w:cs="Times New Roman"/>
-        </w:rPr>
-      </w:pPr>
-      <w:r>
-        <w:rPr>
-          <w:rFonts w:ascii="Times New Roman" w:hAnsi="Times New Roman" w:cs="Times New Roman"/>
-        </w:rPr>
-        <w:t>The manual system also fails at handling repairs. Reporting a broken fan or leaking pipe is slow and unclear. A student who complains has no proof the issue will be noted, sent to a worker, or fixed fast. With no proper tracking, complaints are often forgotten, so hostel facilities fall apart and students live in poor conditions.</w:t>
-      </w:r>
-    </w:p>
-    <w:p>
-      <w:pPr>
-        <w:spacing w:line="480" w:lineRule="auto"/>
-        <w:jc w:val="both"/>
-        <w:rPr>
-          <w:rFonts w:ascii="Times New Roman" w:hAnsi="Times New Roman" w:cs="Times New Roman"/>
-        </w:rPr>
-      </w:pPr>
-      <w:r>
-        <w:rPr>
-          <w:rFonts w:ascii="Times New Roman" w:hAnsi="Times New Roman" w:cs="Times New Roman"/>
-        </w:rPr>
-        <w:t>Lastly, the whole system lacks openness and good communication. There is no central place for updates on room allocation or complaint progress. Students feel frustrated and ignored, while staff drown in messy paper records and constant interruptions, making good management impossible. These linked problems hurt student welfare and school efficiency. There is a clear need for a digital hostel management system that runs these tasks on its own, removes human errors, and gives both students and staff a clear and secure platform.</w:t>
-      </w:r>
-    </w:p>
-    <w:p>
-      <w:pPr>
-        <w:spacing w:line="480" w:lineRule="auto"/>
-        <w:jc w:val="both"/>
-        <w:rPr>
-          <w:rFonts w:ascii="Times New Roman" w:hAnsi="Times New Roman" w:cs="Times New Roman"/>
-        </w:rPr>
-      </w:pPr>
-    </w:p>
-    <w:p>
-      <w:pPr>
-        <w:spacing w:line="480" w:lineRule="auto"/>
-        <w:jc w:val="both"/>
-        <w:rPr>
-          <w:rFonts w:ascii="Times New Roman" w:hAnsi="Times New Roman" w:cs="Times New Roman"/>
-        </w:rPr>
-      </w:pPr>
-      <w:r>
-        <w:rPr>
-          <w:rFonts w:ascii="Times New Roman" w:hAnsi="Times New Roman" w:cs="Times New Roman"/>
-          <w:b/>
-          <w:bCs/>
-        </w:rPr>
-        <w:t>1.3 AIM AND OBJECTIVES OF THE STUDY</w:t>
-      </w:r>
-    </w:p>
-    <w:p>
-      <w:pPr>
-        <w:spacing w:line="480" w:lineRule="auto"/>
-        <w:jc w:val="both"/>
-        <w:rPr>
-          <w:rFonts w:ascii="Times New Roman" w:hAnsi="Times New Roman" w:cs="Times New Roman"/>
-        </w:rPr>
-      </w:pPr>
-      <w:r>
-        <w:rPr>
-          <w:rFonts w:ascii="Times New Roman" w:hAnsi="Times New Roman" w:cs="Times New Roman"/>
-        </w:rPr>
-        <w:t>The main aim of this project is to design and build a Student Hostel Management System with rule-based room allocation, QR code attendance tracking, and complaint management.</w:t>
-      </w:r>
-    </w:p>
-    <w:p>
-      <w:pPr>
-        <w:spacing w:line="480" w:lineRule="auto"/>
-        <w:jc w:val="both"/>
-        <w:rPr>
-          <w:rFonts w:ascii="Times New Roman" w:hAnsi="Times New Roman" w:cs="Times New Roman"/>
-        </w:rPr>
-      </w:pPr>
-      <w:r>
-        <w:rPr>
-          <w:rFonts w:ascii="Times New Roman" w:hAnsi="Times New Roman" w:cs="Times New Roman"/>
-        </w:rPr>
-        <w:t>To reach this aim, the specific objectives are:</w:t>
+        <w:t>are often forgotten or neglected, causing facilities to worsen and students to endure poor living conditions.</w:t>
+      </w:r>
+    </w:p>
+    <w:p>
+      <w:pPr>
+        <w:spacing w:line="360" w:lineRule="auto"/>
+        <w:jc w:val="both"/>
+        <w:rPr>
+          <w:rFonts w:ascii="Times New Roman" w:hAnsi="Times New Roman" w:cs="Times New Roman"/>
+          <w:sz w:val="26"/>
+          <w:szCs w:val="26"/>
+          <w:lang w:val="en-NG"/>
+        </w:rPr>
+      </w:pPr>
+      <w:r>
+        <w:rPr>
+          <w:rFonts w:ascii="Times New Roman" w:hAnsi="Times New Roman" w:cs="Times New Roman"/>
+          <w:sz w:val="26"/>
+          <w:szCs w:val="26"/>
+          <w:lang w:val="en-NG"/>
+        </w:rPr>
+        <w:t>Finally, the whole system lacks transparency and effective communication. There is no central platform for updates on allocations or complaint progress. Students feel frustrated and ignored, while staff struggle with piles of paper and constant interruptions, making efficient management impossible. These interconnected problems undermine both student welfare and institutional effectiveness. A clear need exists for a digital hostel management system that automates these tasks, eliminates human error, and offers a transparent, secure platform for all.</w:t>
+      </w:r>
+    </w:p>
+    <w:p>
+      <w:pPr>
+        <w:spacing w:line="360" w:lineRule="auto"/>
+        <w:jc w:val="both"/>
+        <w:rPr>
+          <w:rFonts w:ascii="Times New Roman" w:hAnsi="Times New Roman" w:cs="Times New Roman"/>
+          <w:b/>
+          <w:bCs/>
+          <w:sz w:val="26"/>
+          <w:szCs w:val="26"/>
+          <w:lang w:val="en-NG"/>
+        </w:rPr>
+      </w:pPr>
+    </w:p>
+    <w:p>
+      <w:pPr>
+        <w:spacing w:line="360" w:lineRule="auto"/>
+        <w:jc w:val="both"/>
+        <w:rPr>
+          <w:rFonts w:ascii="Times New Roman" w:hAnsi="Times New Roman" w:cs="Times New Roman"/>
+          <w:b/>
+          <w:bCs/>
+          <w:sz w:val="26"/>
+          <w:szCs w:val="26"/>
+          <w:lang w:val="en-NG"/>
+        </w:rPr>
+      </w:pPr>
+      <w:r>
+        <w:rPr>
+          <w:rFonts w:ascii="Times New Roman" w:hAnsi="Times New Roman" w:cs="Times New Roman"/>
+          <w:b/>
+          <w:bCs/>
+          <w:sz w:val="26"/>
+          <w:szCs w:val="26"/>
+          <w:lang w:val="en-NG"/>
+        </w:rPr>
+        <w:t xml:space="preserve">1.3 Aim </w:t>
+      </w:r>
+      <w:proofErr w:type="gramStart"/>
+      <w:r>
+        <w:rPr>
+          <w:rFonts w:ascii="Times New Roman" w:hAnsi="Times New Roman" w:cs="Times New Roman"/>
+          <w:b/>
+          <w:bCs/>
+          <w:sz w:val="26"/>
+          <w:szCs w:val="26"/>
+          <w:lang w:val="en-NG"/>
+        </w:rPr>
+        <w:t>And</w:t>
+      </w:r>
+      <w:proofErr w:type="gramEnd"/>
+      <w:r>
+        <w:rPr>
+          <w:rFonts w:ascii="Times New Roman" w:hAnsi="Times New Roman" w:cs="Times New Roman"/>
+          <w:b/>
+          <w:bCs/>
+          <w:sz w:val="26"/>
+          <w:szCs w:val="26"/>
+          <w:lang w:val="en-NG"/>
+        </w:rPr>
+        <w:t xml:space="preserve"> Objectives </w:t>
+      </w:r>
+      <w:proofErr w:type="gramStart"/>
+      <w:r>
+        <w:rPr>
+          <w:rFonts w:ascii="Times New Roman" w:hAnsi="Times New Roman" w:cs="Times New Roman"/>
+          <w:b/>
+          <w:bCs/>
+          <w:sz w:val="26"/>
+          <w:szCs w:val="26"/>
+          <w:lang w:val="en-NG"/>
+        </w:rPr>
+        <w:t>Of</w:t>
+      </w:r>
+      <w:proofErr w:type="gramEnd"/>
+      <w:r>
+        <w:rPr>
+          <w:rFonts w:ascii="Times New Roman" w:hAnsi="Times New Roman" w:cs="Times New Roman"/>
+          <w:b/>
+          <w:bCs/>
+          <w:sz w:val="26"/>
+          <w:szCs w:val="26"/>
+          <w:lang w:val="en-NG"/>
+        </w:rPr>
+        <w:t xml:space="preserve"> </w:t>
+      </w:r>
+      <w:proofErr w:type="gramStart"/>
+      <w:r>
+        <w:rPr>
+          <w:rFonts w:ascii="Times New Roman" w:hAnsi="Times New Roman" w:cs="Times New Roman"/>
+          <w:b/>
+          <w:bCs/>
+          <w:sz w:val="26"/>
+          <w:szCs w:val="26"/>
+          <w:lang w:val="en-NG"/>
+        </w:rPr>
+        <w:t>The</w:t>
+      </w:r>
+      <w:proofErr w:type="gramEnd"/>
+      <w:r>
+        <w:rPr>
+          <w:rFonts w:ascii="Times New Roman" w:hAnsi="Times New Roman" w:cs="Times New Roman"/>
+          <w:b/>
+          <w:bCs/>
+          <w:sz w:val="26"/>
+          <w:szCs w:val="26"/>
+          <w:lang w:val="en-NG"/>
+        </w:rPr>
+        <w:t xml:space="preserve"> Study</w:t>
+      </w:r>
+    </w:p>
+    <w:p>
+      <w:pPr>
+        <w:spacing w:line="360" w:lineRule="auto"/>
+        <w:jc w:val="both"/>
+        <w:rPr>
+          <w:rFonts w:ascii="Times New Roman" w:hAnsi="Times New Roman" w:cs="Times New Roman"/>
+          <w:sz w:val="26"/>
+          <w:szCs w:val="26"/>
+          <w:lang w:val="en-NG"/>
+        </w:rPr>
+      </w:pPr>
+      <w:r>
+        <w:rPr>
+          <w:rFonts w:ascii="Times New Roman" w:hAnsi="Times New Roman" w:cs="Times New Roman"/>
+          <w:sz w:val="26"/>
+          <w:szCs w:val="26"/>
+          <w:lang w:val="en-NG"/>
+        </w:rPr>
+        <w:t>The primary aim is to design and develop a Student Hostel Management System incorporating rule</w:t>
+      </w:r>
+      <w:r>
+        <w:rPr>
+          <w:rFonts w:ascii="Times New Roman" w:hAnsi="Times New Roman" w:cs="Times New Roman"/>
+          <w:sz w:val="26"/>
+          <w:szCs w:val="26"/>
+          <w:lang w:val="en-NG"/>
+        </w:rPr>
+        <w:noBreakHyphen/>
+        <w:t>based room allocation, QR code attendance tracking, and complaint management.</w:t>
+      </w:r>
+    </w:p>
+    <w:p>
+      <w:pPr>
+        <w:spacing w:line="360" w:lineRule="auto"/>
+        <w:jc w:val="both"/>
+        <w:rPr>
+          <w:rFonts w:ascii="Times New Roman" w:hAnsi="Times New Roman" w:cs="Times New Roman"/>
+          <w:sz w:val="26"/>
+          <w:szCs w:val="26"/>
+          <w:lang w:val="en-NG"/>
+        </w:rPr>
+      </w:pPr>
+      <w:r>
+        <w:rPr>
+          <w:rFonts w:ascii="Times New Roman" w:hAnsi="Times New Roman" w:cs="Times New Roman"/>
+          <w:sz w:val="26"/>
+          <w:szCs w:val="26"/>
+          <w:lang w:val="en-NG"/>
+        </w:rPr>
+        <w:t>The specific objectives are:</w:t>
       </w:r>
     </w:p>
     <w:p>
       <w:pPr>
         <w:numPr>
           <w:ilvl w:val="0"/>
-          <w:numId w:val="3"/>
+          <w:numId w:val="7"/>
         </w:numPr>
-        <w:spacing w:line="480" w:lineRule="auto"/>
-        <w:jc w:val="both"/>
-        <w:rPr>
-          <w:rFonts w:ascii="Times New Roman" w:hAnsi="Times New Roman" w:cs="Times New Roman"/>
-        </w:rPr>
-      </w:pPr>
-      <w:r>
-        <w:rPr>
-          <w:rFonts w:ascii="Times New Roman" w:hAnsi="Times New Roman" w:cs="Times New Roman"/>
-        </w:rPr>
-        <w:t>To build a digital system for allocating hostel rooms to students.</w:t>
+        <w:spacing w:line="360" w:lineRule="auto"/>
+        <w:jc w:val="both"/>
+        <w:rPr>
+          <w:rFonts w:ascii="Times New Roman" w:hAnsi="Times New Roman" w:cs="Times New Roman"/>
+          <w:sz w:val="26"/>
+          <w:szCs w:val="26"/>
+          <w:lang w:val="en-NG"/>
+        </w:rPr>
+      </w:pPr>
+      <w:r>
+        <w:rPr>
+          <w:rFonts w:ascii="Times New Roman" w:hAnsi="Times New Roman" w:cs="Times New Roman"/>
+          <w:sz w:val="26"/>
+          <w:szCs w:val="26"/>
+          <w:lang w:val="en-NG"/>
+        </w:rPr>
+        <w:t>Develop a digital system for allocating hostel rooms to students.</w:t>
       </w:r>
     </w:p>
     <w:p>
       <w:pPr>
         <w:numPr>
           <w:ilvl w:val="0"/>
-          <w:numId w:val="3"/>
+          <w:numId w:val="7"/>
         </w:numPr>
-        <w:spacing w:line="480" w:lineRule="auto"/>
-        <w:jc w:val="both"/>
-        <w:rPr>
-          <w:rFonts w:ascii="Times New Roman" w:hAnsi="Times New Roman" w:cs="Times New Roman"/>
-        </w:rPr>
-      </w:pPr>
-      <w:r>
-        <w:rPr>
-          <w:rFonts w:ascii="Times New Roman" w:hAnsi="Times New Roman" w:cs="Times New Roman"/>
-        </w:rPr>
-        <w:t>To apply set rules for allocation, like first-come, first-served, student level, and gender separation.</w:t>
+        <w:spacing w:line="360" w:lineRule="auto"/>
+        <w:jc w:val="both"/>
+        <w:rPr>
+          <w:rFonts w:ascii="Times New Roman" w:hAnsi="Times New Roman" w:cs="Times New Roman"/>
+          <w:sz w:val="26"/>
+          <w:szCs w:val="26"/>
+          <w:lang w:val="en-NG"/>
+        </w:rPr>
+      </w:pPr>
+      <w:r>
+        <w:rPr>
+          <w:rFonts w:ascii="Times New Roman" w:hAnsi="Times New Roman" w:cs="Times New Roman"/>
+          <w:sz w:val="26"/>
+          <w:szCs w:val="26"/>
+          <w:lang w:val="en-NG"/>
+        </w:rPr>
+        <w:t>Implement allocation rules including first</w:t>
+      </w:r>
+      <w:r>
+        <w:rPr>
+          <w:rFonts w:ascii="Times New Roman" w:hAnsi="Times New Roman" w:cs="Times New Roman"/>
+          <w:sz w:val="26"/>
+          <w:szCs w:val="26"/>
+          <w:lang w:val="en-NG"/>
+        </w:rPr>
+        <w:noBreakHyphen/>
+        <w:t>come</w:t>
+      </w:r>
+      <w:r>
+        <w:rPr>
+          <w:rFonts w:ascii="Times New Roman" w:hAnsi="Times New Roman" w:cs="Times New Roman"/>
+          <w:sz w:val="26"/>
+          <w:szCs w:val="26"/>
+          <w:lang w:val="en-NG"/>
+        </w:rPr>
+        <w:noBreakHyphen/>
+        <w:t>first</w:t>
+      </w:r>
+      <w:r>
+        <w:rPr>
+          <w:rFonts w:ascii="Times New Roman" w:hAnsi="Times New Roman" w:cs="Times New Roman"/>
+          <w:sz w:val="26"/>
+          <w:szCs w:val="26"/>
+          <w:lang w:val="en-NG"/>
+        </w:rPr>
+        <w:noBreakHyphen/>
+        <w:t>served, student level, and gender separation.</w:t>
       </w:r>
     </w:p>
     <w:p>
       <w:pPr>
         <w:numPr>
           <w:ilvl w:val="0"/>
-          <w:numId w:val="3"/>
+          <w:numId w:val="7"/>
         </w:numPr>
-        <w:spacing w:line="480" w:lineRule="auto"/>
-        <w:jc w:val="both"/>
-        <w:rPr>
-          <w:rFonts w:ascii="Times New Roman" w:hAnsi="Times New Roman" w:cs="Times New Roman"/>
-        </w:rPr>
-      </w:pPr>
-      <w:r>
-        <w:rPr>
-          <w:rFonts w:ascii="Times New Roman" w:hAnsi="Times New Roman" w:cs="Times New Roman"/>
-        </w:rPr>
-        <w:t>To stop double allocation of rooms and beds through automatic database checks.</w:t>
+        <w:spacing w:line="360" w:lineRule="auto"/>
+        <w:jc w:val="both"/>
+        <w:rPr>
+          <w:rFonts w:ascii="Times New Roman" w:hAnsi="Times New Roman" w:cs="Times New Roman"/>
+          <w:sz w:val="26"/>
+          <w:szCs w:val="26"/>
+          <w:lang w:val="en-NG"/>
+        </w:rPr>
+      </w:pPr>
+      <w:r>
+        <w:rPr>
+          <w:rFonts w:ascii="Times New Roman" w:hAnsi="Times New Roman" w:cs="Times New Roman"/>
+          <w:sz w:val="26"/>
+          <w:szCs w:val="26"/>
+          <w:lang w:val="en-NG"/>
+        </w:rPr>
+        <w:t>Implement automatic database validation to prevent double allocation of rooms and beds.</w:t>
       </w:r>
     </w:p>
     <w:p>
       <w:pPr>
         <w:numPr>
           <w:ilvl w:val="0"/>
-          <w:numId w:val="3"/>
+          <w:numId w:val="7"/>
         </w:numPr>
-        <w:spacing w:line="480" w:lineRule="auto"/>
-        <w:jc w:val="both"/>
-        <w:rPr>
-          <w:rFonts w:ascii="Times New Roman" w:hAnsi="Times New Roman" w:cs="Times New Roman"/>
-        </w:rPr>
-      </w:pPr>
-      <w:r>
-        <w:rPr>
-          <w:rFonts w:ascii="Times New Roman" w:hAnsi="Times New Roman" w:cs="Times New Roman"/>
-        </w:rPr>
-        <w:lastRenderedPageBreak/>
-        <w:t>To create a QR code check-in and check-out system for hostel entry and exit.</w:t>
+        <w:spacing w:line="360" w:lineRule="auto"/>
+        <w:jc w:val="both"/>
+        <w:rPr>
+          <w:rFonts w:ascii="Times New Roman" w:hAnsi="Times New Roman" w:cs="Times New Roman"/>
+          <w:sz w:val="26"/>
+          <w:szCs w:val="26"/>
+          <w:lang w:val="en-NG"/>
+        </w:rPr>
+      </w:pPr>
+      <w:r>
+        <w:rPr>
+          <w:rFonts w:ascii="Times New Roman" w:hAnsi="Times New Roman" w:cs="Times New Roman"/>
+          <w:sz w:val="26"/>
+          <w:szCs w:val="26"/>
+          <w:lang w:val="en-NG"/>
+        </w:rPr>
+        <w:t>Create a QR code check</w:t>
+      </w:r>
+      <w:r>
+        <w:rPr>
+          <w:rFonts w:ascii="Times New Roman" w:hAnsi="Times New Roman" w:cs="Times New Roman"/>
+          <w:sz w:val="26"/>
+          <w:szCs w:val="26"/>
+          <w:lang w:val="en-NG"/>
+        </w:rPr>
+        <w:noBreakHyphen/>
+        <w:t>in and check</w:t>
+      </w:r>
+      <w:r>
+        <w:rPr>
+          <w:rFonts w:ascii="Times New Roman" w:hAnsi="Times New Roman" w:cs="Times New Roman"/>
+          <w:sz w:val="26"/>
+          <w:szCs w:val="26"/>
+          <w:lang w:val="en-NG"/>
+        </w:rPr>
+        <w:noBreakHyphen/>
+        <w:t>out system for hostel entry and exit.</w:t>
       </w:r>
     </w:p>
     <w:p>
       <w:pPr>
         <w:numPr>
           <w:ilvl w:val="0"/>
-          <w:numId w:val="3"/>
+          <w:numId w:val="7"/>
         </w:numPr>
-        <w:spacing w:line="480" w:lineRule="auto"/>
-        <w:jc w:val="both"/>
-        <w:rPr>
-          <w:rFonts w:ascii="Times New Roman" w:hAnsi="Times New Roman" w:cs="Times New Roman"/>
-        </w:rPr>
-      </w:pPr>
-      <w:r>
-        <w:rPr>
-          <w:rFonts w:ascii="Times New Roman" w:hAnsi="Times New Roman" w:cs="Times New Roman"/>
-        </w:rPr>
-        <w:t>To keep an accurate digital record of student movement in and out of the hostel.</w:t>
+        <w:spacing w:line="360" w:lineRule="auto"/>
+        <w:jc w:val="both"/>
+        <w:rPr>
+          <w:rFonts w:ascii="Times New Roman" w:hAnsi="Times New Roman" w:cs="Times New Roman"/>
+          <w:sz w:val="26"/>
+          <w:szCs w:val="26"/>
+          <w:lang w:val="en-NG"/>
+        </w:rPr>
+      </w:pPr>
+      <w:r>
+        <w:rPr>
+          <w:rFonts w:ascii="Times New Roman" w:hAnsi="Times New Roman" w:cs="Times New Roman"/>
+          <w:sz w:val="26"/>
+          <w:szCs w:val="26"/>
+          <w:lang w:val="en-NG"/>
+        </w:rPr>
+        <w:t>Develop accurate digital records of student movement in and out of the hostel.</w:t>
       </w:r>
     </w:p>
     <w:p>
       <w:pPr>
         <w:numPr>
           <w:ilvl w:val="0"/>
-          <w:numId w:val="3"/>
+          <w:numId w:val="7"/>
         </w:numPr>
-        <w:spacing w:line="480" w:lineRule="auto"/>
-        <w:jc w:val="both"/>
-        <w:rPr>
-          <w:rFonts w:ascii="Times New Roman" w:hAnsi="Times New Roman" w:cs="Times New Roman"/>
-        </w:rPr>
-      </w:pPr>
-      <w:r>
-        <w:rPr>
-          <w:rFonts w:ascii="Times New Roman" w:hAnsi="Times New Roman" w:cs="Times New Roman"/>
-        </w:rPr>
-        <w:t>To build a complaint system for reporting repair and maintenance problems.</w:t>
+        <w:spacing w:line="360" w:lineRule="auto"/>
+        <w:jc w:val="both"/>
+        <w:rPr>
+          <w:rFonts w:ascii="Times New Roman" w:hAnsi="Times New Roman" w:cs="Times New Roman"/>
+          <w:sz w:val="26"/>
+          <w:szCs w:val="26"/>
+          <w:lang w:val="en-NG"/>
+        </w:rPr>
+      </w:pPr>
+      <w:r>
+        <w:rPr>
+          <w:rFonts w:ascii="Times New Roman" w:hAnsi="Times New Roman" w:cs="Times New Roman"/>
+          <w:sz w:val="26"/>
+          <w:szCs w:val="26"/>
+          <w:lang w:val="en-NG"/>
+        </w:rPr>
+        <w:t>Implement a complaint system for reporting repair and maintenance issues.</w:t>
       </w:r>
     </w:p>
     <w:p>
       <w:pPr>
         <w:numPr>
           <w:ilvl w:val="0"/>
-          <w:numId w:val="3"/>
+          <w:numId w:val="7"/>
         </w:numPr>
-        <w:spacing w:line="480" w:lineRule="auto"/>
-        <w:jc w:val="both"/>
-        <w:rPr>
-          <w:rFonts w:ascii="Times New Roman" w:hAnsi="Times New Roman" w:cs="Times New Roman"/>
-        </w:rPr>
-      </w:pPr>
-      <w:r>
-        <w:rPr>
-          <w:rFonts w:ascii="Times New Roman" w:hAnsi="Times New Roman" w:cs="Times New Roman"/>
-        </w:rPr>
-        <w:t>To let students track the real-time status of their complaints.</w:t>
+        <w:spacing w:line="360" w:lineRule="auto"/>
+        <w:jc w:val="both"/>
+        <w:rPr>
+          <w:rFonts w:ascii="Times New Roman" w:hAnsi="Times New Roman" w:cs="Times New Roman"/>
+          <w:sz w:val="26"/>
+          <w:szCs w:val="26"/>
+          <w:lang w:val="en-NG"/>
+        </w:rPr>
+      </w:pPr>
+      <w:r>
+        <w:rPr>
+          <w:rFonts w:ascii="Times New Roman" w:hAnsi="Times New Roman" w:cs="Times New Roman"/>
+          <w:sz w:val="26"/>
+          <w:szCs w:val="26"/>
+          <w:lang w:val="en-NG"/>
+        </w:rPr>
+        <w:t>Provide real</w:t>
+      </w:r>
+      <w:r>
+        <w:rPr>
+          <w:rFonts w:ascii="Times New Roman" w:hAnsi="Times New Roman" w:cs="Times New Roman"/>
+          <w:sz w:val="26"/>
+          <w:szCs w:val="26"/>
+          <w:lang w:val="en-NG"/>
+        </w:rPr>
+        <w:noBreakHyphen/>
+        <w:t>time complaint status tracking for students.</w:t>
       </w:r>
     </w:p>
     <w:p>
       <w:pPr>
         <w:numPr>
           <w:ilvl w:val="0"/>
-          <w:numId w:val="3"/>
+          <w:numId w:val="7"/>
         </w:numPr>
-        <w:spacing w:line="480" w:lineRule="auto"/>
-        <w:jc w:val="both"/>
-        <w:rPr>
-          <w:rFonts w:ascii="Times New Roman" w:hAnsi="Times New Roman" w:cs="Times New Roman"/>
-        </w:rPr>
-      </w:pPr>
-      <w:r>
-        <w:rPr>
-          <w:rFonts w:ascii="Times New Roman" w:hAnsi="Times New Roman" w:cs="Times New Roman"/>
-        </w:rPr>
-        <w:t>To improve communication between students and hostel staff through a central platform for announcements and updates.</w:t>
-      </w:r>
-    </w:p>
-    <w:p>
-      <w:pPr>
-        <w:spacing w:line="480" w:lineRule="auto"/>
-        <w:jc w:val="both"/>
-        <w:rPr>
-          <w:rFonts w:ascii="Times New Roman" w:hAnsi="Times New Roman" w:cs="Times New Roman"/>
-        </w:rPr>
-      </w:pPr>
-    </w:p>
-    <w:p>
-      <w:pPr>
-        <w:spacing w:line="480" w:lineRule="auto"/>
-        <w:jc w:val="both"/>
-        <w:rPr>
-          <w:rFonts w:ascii="Times New Roman" w:hAnsi="Times New Roman" w:cs="Times New Roman"/>
-        </w:rPr>
-      </w:pPr>
-      <w:r>
-        <w:rPr>
-          <w:rFonts w:ascii="Times New Roman" w:hAnsi="Times New Roman" w:cs="Times New Roman"/>
-          <w:b/>
-          <w:bCs/>
-        </w:rPr>
-        <w:t>1.4 SIGNIFICANCE OF THE STUDY</w:t>
-      </w:r>
-    </w:p>
-    <w:p>
-      <w:pPr>
-        <w:spacing w:line="480" w:lineRule="auto"/>
-        <w:jc w:val="both"/>
-        <w:rPr>
-          <w:rFonts w:ascii="Times New Roman" w:hAnsi="Times New Roman" w:cs="Times New Roman"/>
-        </w:rPr>
-      </w:pPr>
-      <w:r>
-        <w:rPr>
-          <w:rFonts w:ascii="Times New Roman" w:hAnsi="Times New Roman" w:cs="Times New Roman"/>
-        </w:rPr>
-        <w:t>This project will benefit many people once it is completed. First, for students, the system will remove the stress of long queues and manual allocation. They can secure a bed space from anywhere with an internet connection. The QR code-based check-in will enhance their personal security, while the complaint management module gives them a powerful voice to report issues and ensure they are resolved promptly, thereby improving overall quality of life in the hostel.</w:t>
-      </w:r>
-    </w:p>
-    <w:p>
-      <w:pPr>
-        <w:spacing w:line="480" w:lineRule="auto"/>
-        <w:jc w:val="both"/>
-        <w:rPr>
-          <w:rFonts w:ascii="Times New Roman" w:hAnsi="Times New Roman" w:cs="Times New Roman"/>
-        </w:rPr>
-      </w:pPr>
-      <w:r>
-        <w:rPr>
-          <w:rFonts w:ascii="Times New Roman" w:hAnsi="Times New Roman" w:cs="Times New Roman"/>
-        </w:rPr>
-        <w:t xml:space="preserve">For administrators and porters, the workflow will revolutionize daily tasks by freeing burdens from endless paperwork. It drastically reduces errors and provides a powerful dashboard to monitor occupancy and student movement in real-time. This makes their job more strategic and less clerical (Okonkwo &amp; Ibrahim, 2021). The broader school management will also benefit from the availability of reliable data for effective planning and resource allocation. Transparent processes will protect the institution's reputation. For maintenance personnel, the system provides a clear, prioritized list of tasks with a formal feedback loop, enabling them to be more efficient and accountable. Finally, this project will serve as a valuable reference material for researchers and </w:t>
-      </w:r>
-      <w:r>
-        <w:rPr>
-          <w:rFonts w:ascii="Times New Roman" w:hAnsi="Times New Roman" w:cs="Times New Roman"/>
+        <w:spacing w:line="360" w:lineRule="auto"/>
+        <w:jc w:val="both"/>
+        <w:rPr>
+          <w:rFonts w:ascii="Times New Roman" w:hAnsi="Times New Roman" w:cs="Times New Roman"/>
+          <w:sz w:val="26"/>
+          <w:szCs w:val="26"/>
+          <w:lang w:val="en-NG"/>
+        </w:rPr>
+      </w:pPr>
+      <w:r>
+        <w:rPr>
+          <w:rFonts w:ascii="Times New Roman" w:hAnsi="Times New Roman" w:cs="Times New Roman"/>
+          <w:sz w:val="26"/>
+          <w:szCs w:val="26"/>
+          <w:lang w:val="en-NG"/>
         </w:rPr>
         <w:lastRenderedPageBreak/>
-        <w:t>future developers looking to build upon or study the impact of digital systems on university administration in Nigeria.</w:t>
-      </w:r>
-    </w:p>
-    <w:p>
-      <w:pPr>
-        <w:spacing w:line="480" w:lineRule="auto"/>
-        <w:jc w:val="both"/>
-        <w:rPr>
-          <w:rFonts w:ascii="Times New Roman" w:hAnsi="Times New Roman" w:cs="Times New Roman"/>
-        </w:rPr>
-      </w:pPr>
-    </w:p>
-    <w:p>
-      <w:pPr>
-        <w:spacing w:line="480" w:lineRule="auto"/>
-        <w:jc w:val="both"/>
-        <w:rPr>
-          <w:rFonts w:ascii="Times New Roman" w:hAnsi="Times New Roman" w:cs="Times New Roman"/>
-        </w:rPr>
-      </w:pPr>
-      <w:r>
-        <w:rPr>
-          <w:rFonts w:ascii="Times New Roman" w:hAnsi="Times New Roman" w:cs="Times New Roman"/>
-          <w:b/>
-          <w:bCs/>
-        </w:rPr>
-        <w:t>1.5 SCOPE OF THE STUDY</w:t>
-      </w:r>
-    </w:p>
-    <w:p>
-      <w:pPr>
-        <w:spacing w:line="480" w:lineRule="auto"/>
-        <w:jc w:val="both"/>
-        <w:rPr>
-          <w:rFonts w:ascii="Times New Roman" w:hAnsi="Times New Roman" w:cs="Times New Roman"/>
-        </w:rPr>
-      </w:pPr>
-      <w:r>
-        <w:rPr>
-          <w:rFonts w:ascii="Times New Roman" w:hAnsi="Times New Roman" w:cs="Times New Roman"/>
-        </w:rPr>
-        <w:t>This study focuses on building a web-based Student Hostel Management System with three main modules: Rule-Based Hostel Allocation, QR Code-Based Attendance Tracking, and Complaint Management. The system will have two user sides. The student side lets students apply for rooms, make payments, check room details, access their unique QR code, and submit complaints. The admin side lets staff manage hostels and rooms, set allocation rules, view real-time attendance logs, and handle student complaints.</w:t>
-      </w:r>
-    </w:p>
-    <w:p>
-      <w:pPr>
-        <w:spacing w:line="480" w:lineRule="auto"/>
-        <w:jc w:val="both"/>
-        <w:rPr>
-          <w:rFonts w:ascii="Times New Roman" w:hAnsi="Times New Roman" w:cs="Times New Roman"/>
-        </w:rPr>
-      </w:pPr>
-      <w:r>
-        <w:rPr>
-          <w:rFonts w:ascii="Times New Roman" w:hAnsi="Times New Roman" w:cs="Times New Roman"/>
-        </w:rPr>
-        <w:t>This study does not cover building an online payment gateway. Payment confirmations will be done manually by an admin. It also does not include advanced biometric systems like fingerprint or facial recognition for access control. It does not track student locations outside the hostel using GPS. It does not use artificial intelligence to predict future accommodation needs. The system is a standalone application, so linking it with other school systems like academic records or finance is also outside this project's scope.</w:t>
-      </w:r>
-    </w:p>
-    <w:p>
-      <w:pPr>
-        <w:spacing w:line="480" w:lineRule="auto"/>
-        <w:jc w:val="both"/>
-        <w:rPr>
-          <w:rFonts w:ascii="Times New Roman" w:hAnsi="Times New Roman" w:cs="Times New Roman"/>
-        </w:rPr>
-      </w:pPr>
-    </w:p>
-    <w:p>
-      <w:pPr>
-        <w:spacing w:line="480" w:lineRule="auto"/>
-        <w:jc w:val="both"/>
-        <w:rPr>
-          <w:rFonts w:ascii="Times New Roman" w:hAnsi="Times New Roman" w:cs="Times New Roman"/>
-        </w:rPr>
-      </w:pPr>
-      <w:r>
-        <w:rPr>
-          <w:rFonts w:ascii="Times New Roman" w:hAnsi="Times New Roman" w:cs="Times New Roman"/>
-          <w:b/>
-          <w:bCs/>
-        </w:rPr>
-        <w:t xml:space="preserve">1.6 LIMITATIONS </w:t>
-      </w:r>
-      <w:r>
-        <w:rPr>
-          <w:rFonts w:ascii="Times New Roman" w:hAnsi="Times New Roman" w:cs="Times New Roman"/>
-          <w:b/>
-          <w:bCs/>
-        </w:rPr>
-        <w:t xml:space="preserve">TO </w:t>
-      </w:r>
-      <w:r>
-        <w:rPr>
-          <w:rFonts w:ascii="Times New Roman" w:hAnsi="Times New Roman" w:cs="Times New Roman"/>
-          <w:b/>
-          <w:bCs/>
-        </w:rPr>
-        <w:t>THE STUDY</w:t>
-      </w:r>
-    </w:p>
-    <w:p>
-      <w:pPr>
-        <w:spacing w:line="480" w:lineRule="auto"/>
-        <w:jc w:val="both"/>
-        <w:rPr>
-          <w:rFonts w:ascii="Times New Roman" w:hAnsi="Times New Roman" w:cs="Times New Roman"/>
-        </w:rPr>
-      </w:pPr>
-      <w:r>
-        <w:rPr>
-          <w:rFonts w:ascii="Times New Roman" w:hAnsi="Times New Roman" w:cs="Times New Roman"/>
-        </w:rPr>
-        <w:t xml:space="preserve">This project faced a few limitations. First, time was tight. The work had to fit within the final year academic calendar, which limited how much testing and polishing could be done. Money was also </w:t>
-      </w:r>
-      <w:r>
-        <w:rPr>
-          <w:rFonts w:ascii="Times New Roman" w:hAnsi="Times New Roman" w:cs="Times New Roman"/>
+        <w:t>Evaluate the system's effectiveness in improving communication between students and staff through a central announcement platform.</w:t>
+      </w:r>
+    </w:p>
+    <w:p>
+      <w:pPr>
+        <w:numPr>
+          <w:ilvl w:val="0"/>
+          <w:numId w:val="7"/>
+        </w:numPr>
+        <w:spacing w:line="360" w:lineRule="auto"/>
+        <w:jc w:val="both"/>
+        <w:rPr>
+          <w:rFonts w:ascii="Times New Roman" w:hAnsi="Times New Roman" w:cs="Times New Roman"/>
+          <w:sz w:val="26"/>
+          <w:szCs w:val="26"/>
+          <w:lang w:val="en-NG"/>
+        </w:rPr>
+      </w:pPr>
+      <w:r>
+        <w:rPr>
+          <w:rFonts w:ascii="Times New Roman" w:hAnsi="Times New Roman" w:cs="Times New Roman"/>
+          <w:sz w:val="26"/>
+          <w:szCs w:val="26"/>
+          <w:lang w:val="en-NG"/>
+        </w:rPr>
+        <w:t>Test the system's functionality and performance in a controlled environment.</w:t>
+      </w:r>
+    </w:p>
+    <w:p>
+      <w:pPr>
+        <w:spacing w:line="360" w:lineRule="auto"/>
+        <w:jc w:val="both"/>
+        <w:rPr>
+          <w:rFonts w:ascii="Times New Roman" w:hAnsi="Times New Roman" w:cs="Times New Roman"/>
+          <w:b/>
+          <w:bCs/>
+          <w:sz w:val="26"/>
+          <w:szCs w:val="26"/>
+          <w:lang w:val="en-NG"/>
+        </w:rPr>
+      </w:pPr>
+    </w:p>
+    <w:p>
+      <w:pPr>
+        <w:spacing w:line="360" w:lineRule="auto"/>
+        <w:jc w:val="both"/>
+        <w:rPr>
+          <w:rFonts w:ascii="Times New Roman" w:hAnsi="Times New Roman" w:cs="Times New Roman"/>
+          <w:b/>
+          <w:bCs/>
+          <w:sz w:val="26"/>
+          <w:szCs w:val="26"/>
+          <w:lang w:val="en-NG"/>
+        </w:rPr>
+      </w:pPr>
+      <w:r>
+        <w:rPr>
+          <w:rFonts w:ascii="Times New Roman" w:hAnsi="Times New Roman" w:cs="Times New Roman"/>
+          <w:b/>
+          <w:bCs/>
+          <w:sz w:val="26"/>
+          <w:szCs w:val="26"/>
+          <w:lang w:val="en-NG"/>
+        </w:rPr>
+        <w:t xml:space="preserve">1.4 Significance </w:t>
+      </w:r>
+      <w:proofErr w:type="gramStart"/>
+      <w:r>
+        <w:rPr>
+          <w:rFonts w:ascii="Times New Roman" w:hAnsi="Times New Roman" w:cs="Times New Roman"/>
+          <w:b/>
+          <w:bCs/>
+          <w:sz w:val="26"/>
+          <w:szCs w:val="26"/>
+          <w:lang w:val="en-NG"/>
+        </w:rPr>
+        <w:t>Of</w:t>
+      </w:r>
+      <w:proofErr w:type="gramEnd"/>
+      <w:r>
+        <w:rPr>
+          <w:rFonts w:ascii="Times New Roman" w:hAnsi="Times New Roman" w:cs="Times New Roman"/>
+          <w:b/>
+          <w:bCs/>
+          <w:sz w:val="26"/>
+          <w:szCs w:val="26"/>
+          <w:lang w:val="en-NG"/>
+        </w:rPr>
+        <w:t xml:space="preserve"> </w:t>
+      </w:r>
+      <w:proofErr w:type="gramStart"/>
+      <w:r>
+        <w:rPr>
+          <w:rFonts w:ascii="Times New Roman" w:hAnsi="Times New Roman" w:cs="Times New Roman"/>
+          <w:b/>
+          <w:bCs/>
+          <w:sz w:val="26"/>
+          <w:szCs w:val="26"/>
+          <w:lang w:val="en-NG"/>
+        </w:rPr>
+        <w:t>The</w:t>
+      </w:r>
+      <w:proofErr w:type="gramEnd"/>
+      <w:r>
+        <w:rPr>
+          <w:rFonts w:ascii="Times New Roman" w:hAnsi="Times New Roman" w:cs="Times New Roman"/>
+          <w:b/>
+          <w:bCs/>
+          <w:sz w:val="26"/>
+          <w:szCs w:val="26"/>
+          <w:lang w:val="en-NG"/>
+        </w:rPr>
+        <w:t xml:space="preserve"> Study</w:t>
+      </w:r>
+    </w:p>
+    <w:p>
+      <w:pPr>
+        <w:spacing w:line="360" w:lineRule="auto"/>
+        <w:jc w:val="both"/>
+        <w:rPr>
+          <w:rFonts w:ascii="Times New Roman" w:hAnsi="Times New Roman" w:cs="Times New Roman"/>
+          <w:sz w:val="26"/>
+          <w:szCs w:val="26"/>
+          <w:lang w:val="en-NG"/>
+        </w:rPr>
+      </w:pPr>
+      <w:r>
+        <w:rPr>
+          <w:rFonts w:ascii="Times New Roman" w:hAnsi="Times New Roman" w:cs="Times New Roman"/>
+          <w:sz w:val="26"/>
+          <w:szCs w:val="26"/>
+          <w:lang w:val="en-NG"/>
+        </w:rPr>
+        <w:t>This project will benefit multiple stakeholders. For students, it eliminates stressful queues and manual allocation</w:t>
+      </w:r>
+      <w:r>
+        <w:rPr>
+          <w:rFonts w:ascii="Times New Roman" w:hAnsi="Times New Roman" w:cs="Times New Roman"/>
+          <w:sz w:val="26"/>
+          <w:szCs w:val="26"/>
+          <w:lang w:val="en-NG"/>
+        </w:rPr>
+        <w:t xml:space="preserve">, </w:t>
+      </w:r>
+      <w:r>
+        <w:rPr>
+          <w:rFonts w:ascii="Times New Roman" w:hAnsi="Times New Roman" w:cs="Times New Roman"/>
+          <w:sz w:val="26"/>
+          <w:szCs w:val="26"/>
+          <w:lang w:val="en-NG"/>
+        </w:rPr>
+        <w:t>they can secure bed spaces remotely via the internet. QR code</w:t>
+      </w:r>
+      <w:r>
+        <w:rPr>
+          <w:rFonts w:ascii="Times New Roman" w:hAnsi="Times New Roman" w:cs="Times New Roman"/>
+          <w:sz w:val="26"/>
+          <w:szCs w:val="26"/>
+          <w:lang w:val="en-NG"/>
+        </w:rPr>
+        <w:noBreakHyphen/>
+        <w:t>based check</w:t>
+      </w:r>
+      <w:r>
+        <w:rPr>
+          <w:rFonts w:ascii="Times New Roman" w:hAnsi="Times New Roman" w:cs="Times New Roman"/>
+          <w:sz w:val="26"/>
+          <w:szCs w:val="26"/>
+          <w:lang w:val="en-NG"/>
+        </w:rPr>
+        <w:noBreakHyphen/>
+        <w:t>in enhances personal security, while the complaint module empowers them to report issues and track resolution, improving overall living conditions.</w:t>
+      </w:r>
+    </w:p>
+    <w:p>
+      <w:pPr>
+        <w:spacing w:line="360" w:lineRule="auto"/>
+        <w:jc w:val="both"/>
+        <w:rPr>
+          <w:rFonts w:ascii="Times New Roman" w:hAnsi="Times New Roman" w:cs="Times New Roman"/>
+          <w:sz w:val="26"/>
+          <w:szCs w:val="26"/>
+          <w:lang w:val="en-NG"/>
+        </w:rPr>
+      </w:pPr>
+      <w:r>
+        <w:rPr>
+          <w:rFonts w:ascii="Times New Roman" w:hAnsi="Times New Roman" w:cs="Times New Roman"/>
+          <w:sz w:val="26"/>
+          <w:szCs w:val="26"/>
+          <w:lang w:val="en-NG"/>
+        </w:rPr>
+        <w:t>For administrators and porters, the system revolutionises workflow by removing burdensome paperwork. It significantly reduces errors and provides a powerful dashboard for real</w:t>
+      </w:r>
+      <w:r>
+        <w:rPr>
+          <w:rFonts w:ascii="Times New Roman" w:hAnsi="Times New Roman" w:cs="Times New Roman"/>
+          <w:sz w:val="26"/>
+          <w:szCs w:val="26"/>
+          <w:lang w:val="en-NG"/>
+        </w:rPr>
+        <w:noBreakHyphen/>
+        <w:t>time occupancy and movement monitoring, enabling more strategic management. Institutional leadership gains reliable data for planning and resource allocation. Transparent processes protect the institution's reputation. Maintenance staff receive clear, prioritised task lists with formal feedback mechanisms, boosting efficiency and accountability. Finally, the project serves as a valuable reference for researchers and future developers studying digital administration systems in Nigerian higher education.</w:t>
+      </w:r>
+    </w:p>
+    <w:p>
+      <w:pPr>
+        <w:spacing w:line="360" w:lineRule="auto"/>
+        <w:jc w:val="both"/>
+        <w:rPr>
+          <w:rFonts w:ascii="Times New Roman" w:hAnsi="Times New Roman" w:cs="Times New Roman"/>
+          <w:b/>
+          <w:bCs/>
+          <w:sz w:val="26"/>
+          <w:szCs w:val="26"/>
+          <w:lang w:val="en-NG"/>
+        </w:rPr>
+      </w:pPr>
+    </w:p>
+    <w:p>
+      <w:pPr>
+        <w:spacing w:line="360" w:lineRule="auto"/>
+        <w:jc w:val="both"/>
+        <w:rPr>
+          <w:rFonts w:ascii="Times New Roman" w:hAnsi="Times New Roman" w:cs="Times New Roman"/>
+          <w:b/>
+          <w:bCs/>
+          <w:sz w:val="26"/>
+          <w:szCs w:val="26"/>
+          <w:lang w:val="en-NG"/>
+        </w:rPr>
+      </w:pPr>
+      <w:r>
+        <w:rPr>
+          <w:rFonts w:ascii="Times New Roman" w:hAnsi="Times New Roman" w:cs="Times New Roman"/>
+          <w:b/>
+          <w:bCs/>
+          <w:sz w:val="26"/>
+          <w:szCs w:val="26"/>
+          <w:lang w:val="en-NG"/>
+        </w:rPr>
+        <w:t xml:space="preserve">1.5 Scope </w:t>
+      </w:r>
+      <w:proofErr w:type="gramStart"/>
+      <w:r>
+        <w:rPr>
+          <w:rFonts w:ascii="Times New Roman" w:hAnsi="Times New Roman" w:cs="Times New Roman"/>
+          <w:b/>
+          <w:bCs/>
+          <w:sz w:val="26"/>
+          <w:szCs w:val="26"/>
+          <w:lang w:val="en-NG"/>
+        </w:rPr>
+        <w:t>Of</w:t>
+      </w:r>
+      <w:proofErr w:type="gramEnd"/>
+      <w:r>
+        <w:rPr>
+          <w:rFonts w:ascii="Times New Roman" w:hAnsi="Times New Roman" w:cs="Times New Roman"/>
+          <w:b/>
+          <w:bCs/>
+          <w:sz w:val="26"/>
+          <w:szCs w:val="26"/>
+          <w:lang w:val="en-NG"/>
+        </w:rPr>
+        <w:t xml:space="preserve"> </w:t>
+      </w:r>
+      <w:proofErr w:type="gramStart"/>
+      <w:r>
+        <w:rPr>
+          <w:rFonts w:ascii="Times New Roman" w:hAnsi="Times New Roman" w:cs="Times New Roman"/>
+          <w:b/>
+          <w:bCs/>
+          <w:sz w:val="26"/>
+          <w:szCs w:val="26"/>
+          <w:lang w:val="en-NG"/>
+        </w:rPr>
+        <w:t>The</w:t>
+      </w:r>
+      <w:proofErr w:type="gramEnd"/>
+      <w:r>
+        <w:rPr>
+          <w:rFonts w:ascii="Times New Roman" w:hAnsi="Times New Roman" w:cs="Times New Roman"/>
+          <w:b/>
+          <w:bCs/>
+          <w:sz w:val="26"/>
+          <w:szCs w:val="26"/>
+          <w:lang w:val="en-NG"/>
+        </w:rPr>
+        <w:t xml:space="preserve"> Study</w:t>
+      </w:r>
+    </w:p>
+    <w:p>
+      <w:pPr>
+        <w:spacing w:line="360" w:lineRule="auto"/>
+        <w:jc w:val="both"/>
+        <w:rPr>
+          <w:rFonts w:ascii="Times New Roman" w:hAnsi="Times New Roman" w:cs="Times New Roman"/>
+          <w:sz w:val="26"/>
+          <w:szCs w:val="26"/>
+          <w:lang w:val="en-NG"/>
+        </w:rPr>
+      </w:pPr>
+      <w:r>
+        <w:rPr>
+          <w:rFonts w:ascii="Times New Roman" w:hAnsi="Times New Roman" w:cs="Times New Roman"/>
+          <w:sz w:val="26"/>
+          <w:szCs w:val="26"/>
+          <w:lang w:val="en-NG"/>
+        </w:rPr>
+        <w:t>This study focuses on developing a web</w:t>
+      </w:r>
+      <w:r>
+        <w:rPr>
+          <w:rFonts w:ascii="Times New Roman" w:hAnsi="Times New Roman" w:cs="Times New Roman"/>
+          <w:sz w:val="26"/>
+          <w:szCs w:val="26"/>
+          <w:lang w:val="en-NG"/>
+        </w:rPr>
+        <w:noBreakHyphen/>
+        <w:t>based Student Hostel Management System with three primary modules: Rule</w:t>
+      </w:r>
+      <w:r>
+        <w:rPr>
+          <w:rFonts w:ascii="Times New Roman" w:hAnsi="Times New Roman" w:cs="Times New Roman"/>
+          <w:sz w:val="26"/>
+          <w:szCs w:val="26"/>
+          <w:lang w:val="en-NG"/>
+        </w:rPr>
+        <w:noBreakHyphen/>
+        <w:t>Based Hostel Allocation, QR Code</w:t>
+      </w:r>
+      <w:r>
+        <w:rPr>
+          <w:rFonts w:ascii="Times New Roman" w:hAnsi="Times New Roman" w:cs="Times New Roman"/>
+          <w:sz w:val="26"/>
+          <w:szCs w:val="26"/>
+          <w:lang w:val="en-NG"/>
+        </w:rPr>
+        <w:noBreakHyphen/>
+        <w:t>Based Attendance Tracking, and Complaint Management. The system has two user interfaces. The student interface enables room applications, payment processing, room detail viewing, QR code access, and complaint submission. The administrator interface allows hostel and room management, allocation rule configuration, real</w:t>
+      </w:r>
+      <w:r>
+        <w:rPr>
+          <w:rFonts w:ascii="Times New Roman" w:hAnsi="Times New Roman" w:cs="Times New Roman"/>
+          <w:sz w:val="26"/>
+          <w:szCs w:val="26"/>
+          <w:lang w:val="en-NG"/>
+        </w:rPr>
+        <w:noBreakHyphen/>
+        <w:t>time attendance monitoring, and complaint handling.</w:t>
+      </w:r>
+    </w:p>
+    <w:p>
+      <w:pPr>
+        <w:spacing w:line="360" w:lineRule="auto"/>
+        <w:jc w:val="both"/>
+        <w:rPr>
+          <w:rFonts w:ascii="Times New Roman" w:hAnsi="Times New Roman" w:cs="Times New Roman"/>
+          <w:sz w:val="26"/>
+          <w:szCs w:val="26"/>
+          <w:lang w:val="en-NG"/>
+        </w:rPr>
+      </w:pPr>
+      <w:r>
+        <w:rPr>
+          <w:rFonts w:ascii="Times New Roman" w:hAnsi="Times New Roman" w:cs="Times New Roman"/>
+          <w:sz w:val="26"/>
+          <w:szCs w:val="26"/>
+          <w:lang w:val="en-NG"/>
         </w:rPr>
         <w:lastRenderedPageBreak/>
-        <w:t>a challenge. Limited funds meant restricted access to some premium software tools, hosting services for large-scale testing, and better hardware for QR code scanning.</w:t>
-      </w:r>
-    </w:p>
-    <w:p>
-      <w:pPr>
-        <w:spacing w:line="480" w:lineRule="auto"/>
-        <w:jc w:val="both"/>
-        <w:rPr>
-          <w:rFonts w:ascii="Times New Roman" w:hAnsi="Times New Roman" w:cs="Times New Roman"/>
-        </w:rPr>
-      </w:pPr>
-      <w:r>
-        <w:rPr>
-          <w:rFonts w:ascii="Times New Roman" w:hAnsi="Times New Roman" w:cs="Times New Roman"/>
-        </w:rPr>
-        <w:t>The system needs a steady internet connection and a server to work. Its performance may drop in places with poor network coverage, which is common in Nigeria. Getting real hostel data from a university for testing was also hard. This meant using made-up data that may not fully reflect real-life situations. Finally, the system was tested in a small, controlled setting. How well it would handle the heavy load of thousands of users at once in a real school could not be fully checked (Oladipo et al., 2021).</w:t>
-      </w:r>
-    </w:p>
-    <w:p>
-      <w:pPr>
-        <w:spacing w:line="480" w:lineRule="auto"/>
-        <w:jc w:val="both"/>
-        <w:rPr>
-          <w:rFonts w:ascii="Times New Roman" w:hAnsi="Times New Roman" w:cs="Times New Roman"/>
-        </w:rPr>
-      </w:pPr>
-    </w:p>
-    <w:p>
-      <w:pPr>
-        <w:spacing w:line="480" w:lineRule="auto"/>
-        <w:jc w:val="both"/>
-        <w:rPr>
-          <w:rFonts w:ascii="Times New Roman" w:hAnsi="Times New Roman" w:cs="Times New Roman"/>
-        </w:rPr>
-      </w:pPr>
-      <w:r>
-        <w:rPr>
-          <w:rFonts w:ascii="Times New Roman" w:hAnsi="Times New Roman" w:cs="Times New Roman"/>
-          <w:b/>
-          <w:bCs/>
-        </w:rPr>
-        <w:t>1.7 DEFINITION OF TERMS</w:t>
-      </w:r>
-    </w:p>
-    <w:p>
-      <w:pPr>
-        <w:spacing w:line="480" w:lineRule="auto"/>
-        <w:jc w:val="both"/>
-        <w:rPr>
-          <w:rFonts w:ascii="Times New Roman" w:hAnsi="Times New Roman" w:cs="Times New Roman"/>
-        </w:rPr>
-      </w:pPr>
-      <w:r>
-        <w:rPr>
-          <w:rFonts w:ascii="Times New Roman" w:hAnsi="Times New Roman" w:cs="Times New Roman"/>
-          <w:b/>
-          <w:bCs/>
+        <w:t>The study excludes online payment gateway integration; payment confirmations are processed manually by administrators. Advanced biometric systems (fingerprint or facial recognition) are not included. GPS</w:t>
+      </w:r>
+      <w:r>
+        <w:rPr>
+          <w:rFonts w:ascii="Times New Roman" w:hAnsi="Times New Roman" w:cs="Times New Roman"/>
+          <w:sz w:val="26"/>
+          <w:szCs w:val="26"/>
+          <w:lang w:val="en-NG"/>
+        </w:rPr>
+        <w:noBreakHyphen/>
+        <w:t>based location tracking outside the hostel is outside scope. Artificial intelligence for predictive accommodation needs is not incorporated. The system operates as a standalone application, so integration with other institutional systems (academic records or finance) is not covered.</w:t>
+      </w:r>
+    </w:p>
+    <w:p>
+      <w:pPr>
+        <w:spacing w:line="360" w:lineRule="auto"/>
+        <w:jc w:val="both"/>
+        <w:rPr>
+          <w:rFonts w:ascii="Times New Roman" w:hAnsi="Times New Roman" w:cs="Times New Roman"/>
+          <w:b/>
+          <w:bCs/>
+          <w:sz w:val="26"/>
+          <w:szCs w:val="26"/>
+          <w:lang w:val="en-NG"/>
+        </w:rPr>
+      </w:pPr>
+    </w:p>
+    <w:p>
+      <w:pPr>
+        <w:spacing w:line="360" w:lineRule="auto"/>
+        <w:jc w:val="both"/>
+        <w:rPr>
+          <w:rFonts w:ascii="Times New Roman" w:hAnsi="Times New Roman" w:cs="Times New Roman"/>
+          <w:b/>
+          <w:bCs/>
+          <w:sz w:val="26"/>
+          <w:szCs w:val="26"/>
+          <w:lang w:val="en-NG"/>
+        </w:rPr>
+      </w:pPr>
+      <w:r>
+        <w:rPr>
+          <w:rFonts w:ascii="Times New Roman" w:hAnsi="Times New Roman" w:cs="Times New Roman"/>
+          <w:b/>
+          <w:bCs/>
+          <w:sz w:val="26"/>
+          <w:szCs w:val="26"/>
+          <w:lang w:val="en-NG"/>
+        </w:rPr>
+        <w:t xml:space="preserve">1.6 Limitations </w:t>
+      </w:r>
+      <w:proofErr w:type="gramStart"/>
+      <w:r>
+        <w:rPr>
+          <w:rFonts w:ascii="Times New Roman" w:hAnsi="Times New Roman" w:cs="Times New Roman"/>
+          <w:b/>
+          <w:bCs/>
+          <w:sz w:val="26"/>
+          <w:szCs w:val="26"/>
+          <w:lang w:val="en-NG"/>
+        </w:rPr>
+        <w:t>To</w:t>
+      </w:r>
+      <w:proofErr w:type="gramEnd"/>
+      <w:r>
+        <w:rPr>
+          <w:rFonts w:ascii="Times New Roman" w:hAnsi="Times New Roman" w:cs="Times New Roman"/>
+          <w:b/>
+          <w:bCs/>
+          <w:sz w:val="26"/>
+          <w:szCs w:val="26"/>
+          <w:lang w:val="en-NG"/>
+        </w:rPr>
+        <w:t xml:space="preserve"> </w:t>
+      </w:r>
+      <w:proofErr w:type="gramStart"/>
+      <w:r>
+        <w:rPr>
+          <w:rFonts w:ascii="Times New Roman" w:hAnsi="Times New Roman" w:cs="Times New Roman"/>
+          <w:b/>
+          <w:bCs/>
+          <w:sz w:val="26"/>
+          <w:szCs w:val="26"/>
+          <w:lang w:val="en-NG"/>
+        </w:rPr>
+        <w:t>The</w:t>
+      </w:r>
+      <w:proofErr w:type="gramEnd"/>
+      <w:r>
+        <w:rPr>
+          <w:rFonts w:ascii="Times New Roman" w:hAnsi="Times New Roman" w:cs="Times New Roman"/>
+          <w:b/>
+          <w:bCs/>
+          <w:sz w:val="26"/>
+          <w:szCs w:val="26"/>
+          <w:lang w:val="en-NG"/>
+        </w:rPr>
+        <w:t xml:space="preserve"> Study</w:t>
+      </w:r>
+    </w:p>
+    <w:p>
+      <w:pPr>
+        <w:spacing w:line="360" w:lineRule="auto"/>
+        <w:jc w:val="both"/>
+        <w:rPr>
+          <w:rFonts w:ascii="Times New Roman" w:hAnsi="Times New Roman" w:cs="Times New Roman"/>
+          <w:sz w:val="26"/>
+          <w:szCs w:val="26"/>
+          <w:lang w:val="en-NG"/>
+        </w:rPr>
+      </w:pPr>
+      <w:r>
+        <w:rPr>
+          <w:rFonts w:ascii="Times New Roman" w:hAnsi="Times New Roman" w:cs="Times New Roman"/>
+          <w:sz w:val="26"/>
+          <w:szCs w:val="26"/>
+          <w:lang w:val="en-NG"/>
+        </w:rPr>
+        <w:t>Several limitations affected this project. Time constraints within the final</w:t>
+      </w:r>
+      <w:r>
+        <w:rPr>
+          <w:rFonts w:ascii="Times New Roman" w:hAnsi="Times New Roman" w:cs="Times New Roman"/>
+          <w:sz w:val="26"/>
+          <w:szCs w:val="26"/>
+          <w:lang w:val="en-NG"/>
+        </w:rPr>
+        <w:noBreakHyphen/>
+        <w:t>year academic calendar limited testing and refinement. Financial restrictions limited access to premium software, large</w:t>
+      </w:r>
+      <w:r>
+        <w:rPr>
+          <w:rFonts w:ascii="Times New Roman" w:hAnsi="Times New Roman" w:cs="Times New Roman"/>
+          <w:sz w:val="26"/>
+          <w:szCs w:val="26"/>
+          <w:lang w:val="en-NG"/>
+        </w:rPr>
+        <w:noBreakHyphen/>
+        <w:t>scale hosting, and advanced QR scanning hardware.</w:t>
+      </w:r>
+    </w:p>
+    <w:p>
+      <w:pPr>
+        <w:spacing w:line="360" w:lineRule="auto"/>
+        <w:jc w:val="both"/>
+        <w:rPr>
+          <w:rFonts w:ascii="Times New Roman" w:hAnsi="Times New Roman" w:cs="Times New Roman"/>
+          <w:sz w:val="26"/>
+          <w:szCs w:val="26"/>
+          <w:lang w:val="en-NG"/>
+        </w:rPr>
+      </w:pPr>
+      <w:r>
+        <w:rPr>
+          <w:rFonts w:ascii="Times New Roman" w:hAnsi="Times New Roman" w:cs="Times New Roman"/>
+          <w:sz w:val="26"/>
+          <w:szCs w:val="26"/>
+          <w:lang w:val="en-NG"/>
+        </w:rPr>
+        <w:t>The system requires stable internet and server infrastructure; performance may degrade in areas with poor network coverage, a common challenge in Nigeria. Access to actual university hostel data for testing was challenging, so simulated data was used, which may not perfectly reflect real conditions. Additionally, the system was tested in controlled, small</w:t>
+      </w:r>
+      <w:r>
+        <w:rPr>
+          <w:rFonts w:ascii="Times New Roman" w:hAnsi="Times New Roman" w:cs="Times New Roman"/>
+          <w:sz w:val="26"/>
+          <w:szCs w:val="26"/>
+          <w:lang w:val="en-NG"/>
+        </w:rPr>
+        <w:noBreakHyphen/>
+        <w:t>scale environments; its performance under heavy concurrent user loads typical of large institutions could not be fully validated.</w:t>
+      </w:r>
+    </w:p>
+    <w:p>
+      <w:pPr>
+        <w:spacing w:line="360" w:lineRule="auto"/>
+        <w:jc w:val="both"/>
+        <w:rPr>
+          <w:rFonts w:ascii="Times New Roman" w:hAnsi="Times New Roman" w:cs="Times New Roman"/>
+          <w:b/>
+          <w:bCs/>
+          <w:sz w:val="26"/>
+          <w:szCs w:val="26"/>
+          <w:lang w:val="en-NG"/>
+        </w:rPr>
+      </w:pPr>
+    </w:p>
+    <w:p>
+      <w:pPr>
+        <w:spacing w:line="360" w:lineRule="auto"/>
+        <w:jc w:val="both"/>
+        <w:rPr>
+          <w:rFonts w:ascii="Times New Roman" w:hAnsi="Times New Roman" w:cs="Times New Roman"/>
+          <w:b/>
+          <w:bCs/>
+          <w:sz w:val="26"/>
+          <w:szCs w:val="26"/>
+          <w:lang w:val="en-NG"/>
+        </w:rPr>
+      </w:pPr>
+      <w:r>
+        <w:rPr>
+          <w:rFonts w:ascii="Times New Roman" w:hAnsi="Times New Roman" w:cs="Times New Roman"/>
+          <w:b/>
+          <w:bCs/>
+          <w:sz w:val="26"/>
+          <w:szCs w:val="26"/>
+          <w:lang w:val="en-NG"/>
+        </w:rPr>
+        <w:t xml:space="preserve">1.7 Definition </w:t>
+      </w:r>
+      <w:proofErr w:type="gramStart"/>
+      <w:r>
+        <w:rPr>
+          <w:rFonts w:ascii="Times New Roman" w:hAnsi="Times New Roman" w:cs="Times New Roman"/>
+          <w:b/>
+          <w:bCs/>
+          <w:sz w:val="26"/>
+          <w:szCs w:val="26"/>
+          <w:lang w:val="en-NG"/>
+        </w:rPr>
+        <w:t>Of</w:t>
+      </w:r>
+      <w:proofErr w:type="gramEnd"/>
+      <w:r>
+        <w:rPr>
+          <w:rFonts w:ascii="Times New Roman" w:hAnsi="Times New Roman" w:cs="Times New Roman"/>
+          <w:b/>
+          <w:bCs/>
+          <w:sz w:val="26"/>
+          <w:szCs w:val="26"/>
+          <w:lang w:val="en-NG"/>
+        </w:rPr>
+        <w:t xml:space="preserve"> Terms</w:t>
+      </w:r>
+    </w:p>
+    <w:p>
+      <w:pPr>
+        <w:spacing w:line="360" w:lineRule="auto"/>
+        <w:jc w:val="both"/>
+        <w:rPr>
+          <w:rFonts w:ascii="Times New Roman" w:hAnsi="Times New Roman" w:cs="Times New Roman"/>
+          <w:sz w:val="26"/>
+          <w:szCs w:val="26"/>
+          <w:lang w:val="en-NG"/>
+        </w:rPr>
+      </w:pPr>
+      <w:r>
+        <w:rPr>
+          <w:rFonts w:ascii="Times New Roman" w:hAnsi="Times New Roman" w:cs="Times New Roman"/>
+          <w:b/>
+          <w:bCs/>
+          <w:sz w:val="26"/>
+          <w:szCs w:val="26"/>
+          <w:lang w:val="en-NG"/>
         </w:rPr>
         <w:t>Hostel Management System:</w:t>
       </w:r>
       <w:r>
         <w:rPr>
           <w:rFonts w:ascii="Times New Roman" w:hAnsi="Times New Roman" w:cs="Times New Roman"/>
-        </w:rPr>
-        <w:t> A software app that handles daily hostel tasks like room allocation, record keeping, and repair requests (Okonkwo &amp; Ibrahim, 2021).</w:t>
-      </w:r>
-    </w:p>
-    <w:p>
-      <w:pPr>
-        <w:spacing w:line="480" w:lineRule="auto"/>
-        <w:jc w:val="both"/>
-        <w:rPr>
-          <w:rFonts w:ascii="Times New Roman" w:hAnsi="Times New Roman" w:cs="Times New Roman"/>
-        </w:rPr>
-      </w:pPr>
-      <w:r>
-        <w:rPr>
-          <w:rFonts w:ascii="Times New Roman" w:hAnsi="Times New Roman" w:cs="Times New Roman"/>
-          <w:b/>
-          <w:bCs/>
-        </w:rPr>
-        <w:t>Rule-Based Allocation:</w:t>
-      </w:r>
-      <w:r>
-        <w:rPr>
-          <w:rFonts w:ascii="Times New Roman" w:hAnsi="Times New Roman" w:cs="Times New Roman"/>
-        </w:rPr>
-        <w:t> An automatic process where the system assigns hostel spaces using set rules instead of human decision (Ibrahim et al., 2020).</w:t>
-      </w:r>
-    </w:p>
-    <w:p>
-      <w:pPr>
-        <w:spacing w:line="480" w:lineRule="auto"/>
-        <w:jc w:val="both"/>
-        <w:rPr>
-          <w:rFonts w:ascii="Times New Roman" w:hAnsi="Times New Roman" w:cs="Times New Roman"/>
-        </w:rPr>
-      </w:pPr>
-      <w:r>
-        <w:rPr>
-          <w:rFonts w:ascii="Times New Roman" w:hAnsi="Times New Roman" w:cs="Times New Roman"/>
-          <w:b/>
-          <w:bCs/>
+          <w:sz w:val="26"/>
+          <w:szCs w:val="26"/>
+          <w:lang w:val="en-NG"/>
+        </w:rPr>
+        <w:t> Software that automates daily hostel operations including room allocation, record keeping, and maintenance requests.</w:t>
+      </w:r>
+    </w:p>
+    <w:p>
+      <w:pPr>
+        <w:spacing w:line="360" w:lineRule="auto"/>
+        <w:jc w:val="both"/>
+        <w:rPr>
+          <w:rFonts w:ascii="Times New Roman" w:hAnsi="Times New Roman" w:cs="Times New Roman"/>
+          <w:sz w:val="26"/>
+          <w:szCs w:val="26"/>
+          <w:lang w:val="en-NG"/>
+        </w:rPr>
+      </w:pPr>
+      <w:r>
+        <w:rPr>
+          <w:rFonts w:ascii="Times New Roman" w:hAnsi="Times New Roman" w:cs="Times New Roman"/>
+          <w:b/>
+          <w:bCs/>
+          <w:sz w:val="26"/>
+          <w:szCs w:val="26"/>
+          <w:lang w:val="en-NG"/>
+        </w:rPr>
+        <w:t>Rule</w:t>
+      </w:r>
+      <w:r>
+        <w:rPr>
+          <w:rFonts w:ascii="Times New Roman" w:hAnsi="Times New Roman" w:cs="Times New Roman"/>
+          <w:b/>
+          <w:bCs/>
+          <w:sz w:val="26"/>
+          <w:szCs w:val="26"/>
+          <w:lang w:val="en-NG"/>
+        </w:rPr>
+        <w:noBreakHyphen/>
+        <w:t>Based Allocation:</w:t>
+      </w:r>
+      <w:r>
+        <w:rPr>
+          <w:rFonts w:ascii="Times New Roman" w:hAnsi="Times New Roman" w:cs="Times New Roman"/>
+          <w:sz w:val="26"/>
+          <w:szCs w:val="26"/>
+          <w:lang w:val="en-NG"/>
+        </w:rPr>
+        <w:t> Automated assignment of hostel spaces based on predetermined criteria rather than manual decision</w:t>
+      </w:r>
+      <w:r>
+        <w:rPr>
+          <w:rFonts w:ascii="Times New Roman" w:hAnsi="Times New Roman" w:cs="Times New Roman"/>
+          <w:sz w:val="26"/>
+          <w:szCs w:val="26"/>
+          <w:lang w:val="en-NG"/>
+        </w:rPr>
+        <w:noBreakHyphen/>
+        <w:t>making.</w:t>
+      </w:r>
+    </w:p>
+    <w:p>
+      <w:pPr>
+        <w:spacing w:line="360" w:lineRule="auto"/>
+        <w:jc w:val="both"/>
+        <w:rPr>
+          <w:rFonts w:ascii="Times New Roman" w:hAnsi="Times New Roman" w:cs="Times New Roman"/>
+          <w:sz w:val="26"/>
+          <w:szCs w:val="26"/>
+          <w:lang w:val="en-NG"/>
+        </w:rPr>
+      </w:pPr>
+      <w:r>
+        <w:rPr>
+          <w:rFonts w:ascii="Times New Roman" w:hAnsi="Times New Roman" w:cs="Times New Roman"/>
+          <w:b/>
+          <w:bCs/>
+          <w:sz w:val="26"/>
+          <w:szCs w:val="26"/>
+          <w:lang w:val="en-NG"/>
         </w:rPr>
         <w:t>QR Code:</w:t>
       </w:r>
       <w:r>
         <w:rPr>
           <w:rFonts w:ascii="Times New Roman" w:hAnsi="Times New Roman" w:cs="Times New Roman"/>
-        </w:rPr>
-        <w:t> A two-dimensional barcode that holds information like a student ID and can be scanned quickly by a phone or device (Onyema, 2019).</w:t>
-      </w:r>
-    </w:p>
-    <w:p>
-      <w:pPr>
-        <w:spacing w:line="480" w:lineRule="auto"/>
-        <w:jc w:val="both"/>
-        <w:rPr>
-          <w:rFonts w:ascii="Times New Roman" w:hAnsi="Times New Roman" w:cs="Times New Roman"/>
-        </w:rPr>
-      </w:pPr>
-      <w:r>
-        <w:rPr>
-          <w:rFonts w:ascii="Times New Roman" w:hAnsi="Times New Roman" w:cs="Times New Roman"/>
-          <w:b/>
-          <w:bCs/>
-        </w:rPr>
+          <w:sz w:val="26"/>
+          <w:szCs w:val="26"/>
+          <w:lang w:val="en-NG"/>
+        </w:rPr>
+        <w:t> Two</w:t>
+      </w:r>
+      <w:r>
+        <w:rPr>
+          <w:rFonts w:ascii="Times New Roman" w:hAnsi="Times New Roman" w:cs="Times New Roman"/>
+          <w:sz w:val="26"/>
+          <w:szCs w:val="26"/>
+          <w:lang w:val="en-NG"/>
+        </w:rPr>
+        <w:noBreakHyphen/>
+        <w:t>dimensional barcode containing student identification data, scannable by mobile devices.</w:t>
+      </w:r>
+    </w:p>
+    <w:p>
+      <w:pPr>
+        <w:spacing w:line="360" w:lineRule="auto"/>
+        <w:jc w:val="both"/>
+        <w:rPr>
+          <w:rFonts w:ascii="Times New Roman" w:hAnsi="Times New Roman" w:cs="Times New Roman"/>
+          <w:sz w:val="26"/>
+          <w:szCs w:val="26"/>
+          <w:lang w:val="en-NG"/>
+        </w:rPr>
+      </w:pPr>
+      <w:r>
+        <w:rPr>
+          <w:rFonts w:ascii="Times New Roman" w:hAnsi="Times New Roman" w:cs="Times New Roman"/>
+          <w:b/>
+          <w:bCs/>
+          <w:sz w:val="26"/>
+          <w:szCs w:val="26"/>
+          <w:lang w:val="en-NG"/>
+        </w:rPr>
+        <w:lastRenderedPageBreak/>
         <w:t>Attendance Tracking:</w:t>
       </w:r>
       <w:r>
         <w:rPr>
           <w:rFonts w:ascii="Times New Roman" w:hAnsi="Times New Roman" w:cs="Times New Roman"/>
-        </w:rPr>
-        <w:t> Recording when a student enters or leaves the hostel by logging their check-in and check-out times using QR codes.</w:t>
-      </w:r>
-    </w:p>
-    <w:p>
-      <w:pPr>
-        <w:spacing w:line="480" w:lineRule="auto"/>
-        <w:jc w:val="both"/>
-        <w:rPr>
-          <w:rFonts w:ascii="Times New Roman" w:hAnsi="Times New Roman" w:cs="Times New Roman"/>
-        </w:rPr>
-      </w:pPr>
-      <w:r>
-        <w:rPr>
-          <w:rFonts w:ascii="Times New Roman" w:hAnsi="Times New Roman" w:cs="Times New Roman"/>
-          <w:b/>
-          <w:bCs/>
+          <w:sz w:val="26"/>
+          <w:szCs w:val="26"/>
+          <w:lang w:val="en-NG"/>
+        </w:rPr>
+        <w:t> Recording student entries and exits through QR code scanning to log check</w:t>
+      </w:r>
+      <w:r>
+        <w:rPr>
+          <w:rFonts w:ascii="Times New Roman" w:hAnsi="Times New Roman" w:cs="Times New Roman"/>
+          <w:sz w:val="26"/>
+          <w:szCs w:val="26"/>
+          <w:lang w:val="en-NG"/>
+        </w:rPr>
+        <w:noBreakHyphen/>
+        <w:t>in and check</w:t>
+      </w:r>
+      <w:r>
+        <w:rPr>
+          <w:rFonts w:ascii="Times New Roman" w:hAnsi="Times New Roman" w:cs="Times New Roman"/>
+          <w:sz w:val="26"/>
+          <w:szCs w:val="26"/>
+          <w:lang w:val="en-NG"/>
+        </w:rPr>
+        <w:noBreakHyphen/>
+        <w:t>out times.</w:t>
+      </w:r>
+    </w:p>
+    <w:p>
+      <w:pPr>
+        <w:spacing w:line="360" w:lineRule="auto"/>
+        <w:jc w:val="both"/>
+        <w:rPr>
+          <w:rFonts w:ascii="Times New Roman" w:hAnsi="Times New Roman" w:cs="Times New Roman"/>
+          <w:sz w:val="26"/>
+          <w:szCs w:val="26"/>
+          <w:lang w:val="en-NG"/>
+        </w:rPr>
+      </w:pPr>
+      <w:r>
+        <w:rPr>
+          <w:rFonts w:ascii="Times New Roman" w:hAnsi="Times New Roman" w:cs="Times New Roman"/>
+          <w:b/>
+          <w:bCs/>
+          <w:sz w:val="26"/>
+          <w:szCs w:val="26"/>
+          <w:lang w:val="en-NG"/>
         </w:rPr>
         <w:t>Complaint Management System:</w:t>
       </w:r>
       <w:r>
         <w:rPr>
           <w:rFonts w:ascii="Times New Roman" w:hAnsi="Times New Roman" w:cs="Times New Roman"/>
-        </w:rPr>
-        <w:t> A digital tool that lets users report problems, track progress, and get feedback, making sure issues like broken items are fixed properly (Eneh &amp; Ugwu, 2022).</w:t>
-      </w:r>
-    </w:p>
-    <w:p>
-      <w:pPr>
-        <w:spacing w:line="480" w:lineRule="auto"/>
-        <w:jc w:val="both"/>
-        <w:rPr>
-          <w:rFonts w:ascii="Times New Roman" w:hAnsi="Times New Roman" w:cs="Times New Roman"/>
-        </w:rPr>
-      </w:pPr>
-      <w:r>
-        <w:rPr>
-          <w:rFonts w:ascii="Times New Roman" w:hAnsi="Times New Roman" w:cs="Times New Roman"/>
-          <w:b/>
-          <w:bCs/>
-        </w:rPr>
-        <w:lastRenderedPageBreak/>
+          <w:sz w:val="26"/>
+          <w:szCs w:val="26"/>
+          <w:lang w:val="en-NG"/>
+        </w:rPr>
+        <w:t> Digital tool enabling users to report problems, track resolution progress, and receive feedback.</w:t>
+      </w:r>
+    </w:p>
+    <w:p>
+      <w:pPr>
+        <w:spacing w:line="360" w:lineRule="auto"/>
+        <w:jc w:val="both"/>
+        <w:rPr>
+          <w:rFonts w:ascii="Times New Roman" w:hAnsi="Times New Roman" w:cs="Times New Roman"/>
+          <w:sz w:val="26"/>
+          <w:szCs w:val="26"/>
+          <w:lang w:val="en-NG"/>
+        </w:rPr>
+      </w:pPr>
+      <w:r>
+        <w:rPr>
+          <w:rFonts w:ascii="Times New Roman" w:hAnsi="Times New Roman" w:cs="Times New Roman"/>
+          <w:b/>
+          <w:bCs/>
+          <w:sz w:val="26"/>
+          <w:szCs w:val="26"/>
+          <w:lang w:val="en-NG"/>
+        </w:rPr>
         <w:t>Student Module:</w:t>
       </w:r>
       <w:r>
         <w:rPr>
           <w:rFonts w:ascii="Times New Roman" w:hAnsi="Times New Roman" w:cs="Times New Roman"/>
-        </w:rPr>
-        <w:t> The part of the system students use to do things like apply for a room or submit a complaint.</w:t>
-      </w:r>
-    </w:p>
-    <w:p>
-      <w:pPr>
-        <w:spacing w:line="480" w:lineRule="auto"/>
-        <w:jc w:val="both"/>
-        <w:rPr>
-          <w:rFonts w:ascii="Times New Roman" w:hAnsi="Times New Roman" w:cs="Times New Roman"/>
-        </w:rPr>
-      </w:pPr>
-      <w:r>
-        <w:rPr>
-          <w:rFonts w:ascii="Times New Roman" w:hAnsi="Times New Roman" w:cs="Times New Roman"/>
-          <w:b/>
-          <w:bCs/>
+          <w:sz w:val="26"/>
+          <w:szCs w:val="26"/>
+          <w:lang w:val="en-NG"/>
+        </w:rPr>
+        <w:t> User</w:t>
+      </w:r>
+      <w:r>
+        <w:rPr>
+          <w:rFonts w:ascii="Times New Roman" w:hAnsi="Times New Roman" w:cs="Times New Roman"/>
+          <w:sz w:val="26"/>
+          <w:szCs w:val="26"/>
+          <w:lang w:val="en-NG"/>
+        </w:rPr>
+        <w:noBreakHyphen/>
+        <w:t>facing component enabling students to apply for rooms and submit complaints.</w:t>
+      </w:r>
+    </w:p>
+    <w:p>
+      <w:pPr>
+        <w:spacing w:line="360" w:lineRule="auto"/>
+        <w:jc w:val="both"/>
+        <w:rPr>
+          <w:rFonts w:ascii="Times New Roman" w:hAnsi="Times New Roman" w:cs="Times New Roman"/>
+          <w:sz w:val="26"/>
+          <w:szCs w:val="26"/>
+          <w:lang w:val="en-NG"/>
+        </w:rPr>
+      </w:pPr>
+      <w:r>
+        <w:rPr>
+          <w:rFonts w:ascii="Times New Roman" w:hAnsi="Times New Roman" w:cs="Times New Roman"/>
+          <w:b/>
+          <w:bCs/>
+          <w:sz w:val="26"/>
+          <w:szCs w:val="26"/>
+          <w:lang w:val="en-NG"/>
         </w:rPr>
         <w:t>Administrator Module:</w:t>
       </w:r>
       <w:r>
         <w:rPr>
           <w:rFonts w:ascii="Times New Roman" w:hAnsi="Times New Roman" w:cs="Times New Roman"/>
-        </w:rPr>
-        <w:t> The back-end part of the system that lets hostel managers set rules, manage allocations, view attendance logs, and respond to complaints.</w:t>
-      </w:r>
-    </w:p>
-    <w:p>
-      <w:pPr>
-        <w:spacing w:line="480" w:lineRule="auto"/>
-        <w:jc w:val="both"/>
-        <w:rPr>
-          <w:rFonts w:ascii="Times New Roman" w:hAnsi="Times New Roman" w:cs="Times New Roman"/>
-        </w:rPr>
-      </w:pPr>
-      <w:r>
-        <w:rPr>
-          <w:rFonts w:ascii="Times New Roman" w:hAnsi="Times New Roman" w:cs="Times New Roman"/>
-          <w:b/>
-          <w:bCs/>
-        </w:rPr>
-        <w:t>Check-In:</w:t>
-      </w:r>
-      <w:r>
-        <w:rPr>
-          <w:rFonts w:ascii="Times New Roman" w:hAnsi="Times New Roman" w:cs="Times New Roman"/>
-        </w:rPr>
-        <w:t> When a student scans their QR code to record entry into the hostel.</w:t>
-      </w:r>
-    </w:p>
-    <w:p>
-      <w:pPr>
-        <w:spacing w:line="480" w:lineRule="auto"/>
-        <w:jc w:val="both"/>
-        <w:rPr>
-          <w:rFonts w:ascii="Times New Roman" w:hAnsi="Times New Roman" w:cs="Times New Roman"/>
-        </w:rPr>
-      </w:pPr>
-      <w:r>
-        <w:rPr>
-          <w:rFonts w:ascii="Times New Roman" w:hAnsi="Times New Roman" w:cs="Times New Roman"/>
-          <w:b/>
-          <w:bCs/>
-        </w:rPr>
-        <w:t>Check-Out:</w:t>
-      </w:r>
-      <w:r>
-        <w:rPr>
-          <w:rFonts w:ascii="Times New Roman" w:hAnsi="Times New Roman" w:cs="Times New Roman"/>
-        </w:rPr>
-        <w:t> When a student scans their QR code to record exit from the hostel.</w:t>
-      </w:r>
-    </w:p>
-    <w:p>
-      <w:pPr>
-        <w:spacing w:line="480" w:lineRule="auto"/>
-        <w:jc w:val="both"/>
-        <w:rPr>
-          <w:rFonts w:ascii="Times New Roman" w:hAnsi="Times New Roman" w:cs="Times New Roman"/>
-        </w:rPr>
-      </w:pPr>
+          <w:sz w:val="26"/>
+          <w:szCs w:val="26"/>
+          <w:lang w:val="en-NG"/>
+        </w:rPr>
+        <w:t> Back</w:t>
+      </w:r>
+      <w:r>
+        <w:rPr>
+          <w:rFonts w:ascii="Times New Roman" w:hAnsi="Times New Roman" w:cs="Times New Roman"/>
+          <w:sz w:val="26"/>
+          <w:szCs w:val="26"/>
+          <w:lang w:val="en-NG"/>
+        </w:rPr>
+        <w:noBreakHyphen/>
+        <w:t>end interface allowing managers to configure rules, manage allocations, view attendance logs, and handle complaints.</w:t>
+      </w:r>
+    </w:p>
+    <w:p>
+      <w:pPr>
+        <w:spacing w:line="360" w:lineRule="auto"/>
+        <w:jc w:val="both"/>
+        <w:rPr>
+          <w:rFonts w:ascii="Times New Roman" w:hAnsi="Times New Roman" w:cs="Times New Roman"/>
+          <w:sz w:val="26"/>
+          <w:szCs w:val="26"/>
+          <w:lang w:val="en-NG"/>
+        </w:rPr>
+      </w:pPr>
+      <w:r>
+        <w:rPr>
+          <w:rFonts w:ascii="Times New Roman" w:hAnsi="Times New Roman" w:cs="Times New Roman"/>
+          <w:b/>
+          <w:bCs/>
+          <w:sz w:val="26"/>
+          <w:szCs w:val="26"/>
+          <w:lang w:val="en-NG"/>
+        </w:rPr>
+        <w:t>Check</w:t>
+      </w:r>
+      <w:r>
+        <w:rPr>
+          <w:rFonts w:ascii="Times New Roman" w:hAnsi="Times New Roman" w:cs="Times New Roman"/>
+          <w:b/>
+          <w:bCs/>
+          <w:sz w:val="26"/>
+          <w:szCs w:val="26"/>
+          <w:lang w:val="en-NG"/>
+        </w:rPr>
+        <w:noBreakHyphen/>
+        <w:t>In / Check</w:t>
+      </w:r>
+      <w:r>
+        <w:rPr>
+          <w:rFonts w:ascii="Times New Roman" w:hAnsi="Times New Roman" w:cs="Times New Roman"/>
+          <w:b/>
+          <w:bCs/>
+          <w:sz w:val="26"/>
+          <w:szCs w:val="26"/>
+          <w:lang w:val="en-NG"/>
+        </w:rPr>
+        <w:noBreakHyphen/>
+        <w:t>Out:</w:t>
+      </w:r>
+      <w:r>
+        <w:rPr>
+          <w:rFonts w:ascii="Times New Roman" w:hAnsi="Times New Roman" w:cs="Times New Roman"/>
+          <w:sz w:val="26"/>
+          <w:szCs w:val="26"/>
+          <w:lang w:val="en-NG"/>
+        </w:rPr>
+        <w:t> Scanning QR code to record student entry into or departure from the hostel.</w:t>
+      </w:r>
     </w:p>
     <w:sectPr>
       <w:pgSz w:w="12240" w:h="15840"/>
@@ -954,7 +2125,7 @@
 </file>
 
 <file path=word/numbering.xml><?xml version="1.0" encoding="utf-8"?>
-<w:numbering xmlns:wpc="http://schemas.microsoft.com/office/word/2010/wordprocessingCanvas" xmlns:cx="http://schemas.microsoft.com/office/drawing/2014/chartex" xmlns:cx1="http://schemas.microsoft.com/office/drawing/2015/9/8/chartex" xmlns:cx2="http://schemas.microsoft.com/office/drawing/2015/10/21/chartex" xmlns:cx3="http://schemas.microsoft.com/office/drawing/2016/5/9/chartex" xmlns:cx4="http://schemas.microsoft.com/office/drawing/2016/5/10/chartex" xmlns:cx5="http://schemas.microsoft.com/office/drawing/2016/5/11/chartex" xmlns:cx6="http://schemas.microsoft.com/office/drawing/2016/5/12/chartex" xmlns:cx7="http://schemas.microsoft.com/office/drawing/2016/5/13/chartex" xmlns:cx8="http://schemas.microsoft.com/office/drawing/2016/5/14/chartex" xmlns:mc="http://schemas.openxmlformats.org/markup-compatibility/2006" xmlns:aink="http://schemas.microsoft.com/office/drawing/2016/ink" xmlns:am3d="http://schemas.microsoft.com/office/drawing/2017/model3d" xmlns:o="urn:schemas-microsoft-com:office:office" xmlns:oel="http://schemas.microsoft.com/office/2019/extlst" xmlns:r="http://schemas.openxmlformats.org/officeDocument/2006/relationships" xmlns:m="http://schemas.openxmlformats.org/officeDocument/2006/math" xmlns:v="urn:schemas-microsoft-com:vml" xmlns:wp14="http://schemas.microsoft.com/office/word/2010/wordprocessingDrawing" xmlns:wp="http://schemas.openxmlformats.org/drawingml/2006/wordprocessingDrawing" xmlns:w10="urn:schemas-microsoft-com:office:word" xmlns:w="http://schemas.openxmlformats.org/wordprocessingml/2006/main" xmlns:w14="http://schemas.microsoft.com/office/word/2010/wordml" xmlns:w15="http://schemas.microsoft.com/office/word/2012/wordml" xmlns:w16cex="http://schemas.microsoft.com/office/word/2018/wordml/cex" xmlns:w16cid="http://schemas.microsoft.com/office/word/2016/wordml/cid" xmlns:w16="http://schemas.microsoft.com/office/word/2018/wordml" xmlns:w16du="http://schemas.microsoft.com/office/word/2023/wordml/word16du" xmlns:w16sdtdh="http://schemas.microsoft.com/office/word/2020/wordml/sdtdatahash" xmlns:w16sdtfl="http://schemas.microsoft.com/office/word/2024/wordml/sdtformatlock" xmlns:w16se="http://schemas.microsoft.com/office/word/2015/wordml/symex" xmlns:wpg="http://schemas.microsoft.com/office/word/2010/wordprocessingGroup" xmlns:wpi="http://schemas.microsoft.com/office/word/2010/wordprocessingInk" xmlns:wne="http://schemas.microsoft.com/office/word/2006/wordml" xmlns:wps="http://schemas.microsoft.com/office/word/2010/wordprocessingShape" mc:Ignorable="w14 w15 w16se w16cid w16 w16cex w16sdtdh w16sdtfl w16du wp14">
+<w:numbering xmlns:wpc="http://schemas.microsoft.com/office/word/2010/wordprocessingCanvas" xmlns:cx="http://schemas.microsoft.com/office/drawing/2014/chartex" xmlns:cx1="http://schemas.microsoft.com/office/drawing/2015/9/8/chartex" xmlns:cx2="http://schemas.microsoft.com/office/drawing/2015/10/21/chartex" xmlns:cx3="http://schemas.microsoft.com/office/drawing/2016/5/9/chartex" xmlns:cx4="http://schemas.microsoft.com/office/drawing/2016/5/10/chartex" xmlns:cx5="http://schemas.microsoft.com/office/drawing/2016/5/11/chartex" xmlns:cx6="http://schemas.microsoft.com/office/drawing/2016/5/12/chartex" xmlns:cx7="http://schemas.microsoft.com/office/drawing/2016/5/13/chartex" xmlns:cx8="http://schemas.microsoft.com/office/drawing/2016/5/14/chartex" xmlns:mc="http://schemas.openxmlformats.org/markup-compatibility/2006" xmlns:aink="http://schemas.microsoft.com/office/drawing/2016/ink" xmlns:am3d="http://schemas.microsoft.com/office/drawing/2017/model3d" xmlns:o="urn:schemas-microsoft-com:office:office" xmlns:oel="http://schemas.microsoft.com/office/2019/extlst" xmlns:r="http://schemas.openxmlformats.org/officeDocument/2006/relationships" xmlns:m="http://schemas.openxmlformats.org/officeDocument/2006/math" xmlns:v="urn:schemas-microsoft-com:vml" xmlns:wp14="http://schemas.microsoft.com/office/word/2010/wordprocessingDrawing" xmlns:wp="http://schemas.openxmlformats.org/drawingml/2006/wordprocessingDrawing" xmlns:w10="urn:schemas-microsoft-com:office:word" xmlns:w="http://schemas.openxmlformats.org/wordprocessingml/2006/main" xmlns:w14="http://schemas.microsoft.com/office/word/2010/wordml" xmlns:w15="http://schemas.microsoft.com/office/word/2012/wordml" xmlns:w16cei="http://schemas.microsoft.com/office/word/2026/wordml/cei" xmlns:w16cex="http://schemas.microsoft.com/office/word/2018/wordml/cex" xmlns:w16cid="http://schemas.microsoft.com/office/word/2016/wordml/cid" xmlns:w16="http://schemas.microsoft.com/office/word/2018/wordml" xmlns:w16du="http://schemas.microsoft.com/office/word/2023/wordml/word16du" xmlns:w16sdtdh="http://schemas.microsoft.com/office/word/2020/wordml/sdtdatahash" xmlns:w16sdtfl="http://schemas.microsoft.com/office/word/2024/wordml/sdtformatlock" xmlns:w16se="http://schemas.microsoft.com/office/word/2015/wordml/symex" xmlns:wpg="http://schemas.microsoft.com/office/word/2010/wordprocessingGroup" xmlns:wpi="http://schemas.microsoft.com/office/word/2010/wordprocessingInk" xmlns:wne="http://schemas.microsoft.com/office/word/2006/wordml" xmlns:wps="http://schemas.microsoft.com/office/word/2010/wordprocessingShape" mc:Ignorable="w14 w15 w16se w16cid w16 w16cex w16sdtdh w16sdtfl w16du wp14">
   <w:abstractNum w:abstractNumId="0" w15:restartNumberingAfterBreak="0">
     <w:nsid w:val="069371E4"/>
     <w:multiLevelType w:val="hybridMultilevel"/>
@@ -1158,6 +2329,155 @@
     </w:lvl>
   </w:abstractNum>
   <w:abstractNum w:abstractNumId="2" w15:restartNumberingAfterBreak="0">
+    <w:nsid w:val="2BF50F21"/>
+    <w:multiLevelType w:val="multilevel"/>
+    <w:tmpl w:val="1A4E8D96"/>
+    <w:lvl w:ilvl="0">
+      <w:start w:val="1"/>
+      <w:numFmt w:val="decimal"/>
+      <w:lvlText w:val="%1."/>
+      <w:lvlJc w:val="left"/>
+      <w:pPr>
+        <w:tabs>
+          <w:tab w:val="num" w:pos="720"/>
+        </w:tabs>
+        <w:ind w:left="720" w:hanging="360"/>
+      </w:pPr>
+      <w:rPr>
+        <w:rFonts w:hint="default"/>
+        <w:sz w:val="20"/>
+      </w:rPr>
+    </w:lvl>
+    <w:lvl w:ilvl="1" w:tentative="1">
+      <w:start w:val="1"/>
+      <w:numFmt w:val="bullet"/>
+      <w:lvlText w:val="o"/>
+      <w:lvlJc w:val="left"/>
+      <w:pPr>
+        <w:tabs>
+          <w:tab w:val="num" w:pos="1440"/>
+        </w:tabs>
+        <w:ind w:left="1440" w:hanging="360"/>
+      </w:pPr>
+      <w:rPr>
+        <w:rFonts w:ascii="Courier New" w:hAnsi="Courier New" w:hint="default"/>
+        <w:sz w:val="20"/>
+      </w:rPr>
+    </w:lvl>
+    <w:lvl w:ilvl="2" w:tentative="1">
+      <w:start w:val="1"/>
+      <w:numFmt w:val="bullet"/>
+      <w:lvlText w:val=""/>
+      <w:lvlJc w:val="left"/>
+      <w:pPr>
+        <w:tabs>
+          <w:tab w:val="num" w:pos="2160"/>
+        </w:tabs>
+        <w:ind w:left="2160" w:hanging="360"/>
+      </w:pPr>
+      <w:rPr>
+        <w:rFonts w:ascii="Wingdings" w:hAnsi="Wingdings" w:hint="default"/>
+        <w:sz w:val="20"/>
+      </w:rPr>
+    </w:lvl>
+    <w:lvl w:ilvl="3" w:tentative="1">
+      <w:start w:val="1"/>
+      <w:numFmt w:val="bullet"/>
+      <w:lvlText w:val=""/>
+      <w:lvlJc w:val="left"/>
+      <w:pPr>
+        <w:tabs>
+          <w:tab w:val="num" w:pos="2880"/>
+        </w:tabs>
+        <w:ind w:left="2880" w:hanging="360"/>
+      </w:pPr>
+      <w:rPr>
+        <w:rFonts w:ascii="Wingdings" w:hAnsi="Wingdings" w:hint="default"/>
+        <w:sz w:val="20"/>
+      </w:rPr>
+    </w:lvl>
+    <w:lvl w:ilvl="4" w:tentative="1">
+      <w:start w:val="1"/>
+      <w:numFmt w:val="bullet"/>
+      <w:lvlText w:val=""/>
+      <w:lvlJc w:val="left"/>
+      <w:pPr>
+        <w:tabs>
+          <w:tab w:val="num" w:pos="3600"/>
+        </w:tabs>
+        <w:ind w:left="3600" w:hanging="360"/>
+      </w:pPr>
+      <w:rPr>
+        <w:rFonts w:ascii="Wingdings" w:hAnsi="Wingdings" w:hint="default"/>
+        <w:sz w:val="20"/>
+      </w:rPr>
+    </w:lvl>
+    <w:lvl w:ilvl="5" w:tentative="1">
+      <w:start w:val="1"/>
+      <w:numFmt w:val="bullet"/>
+      <w:lvlText w:val=""/>
+      <w:lvlJc w:val="left"/>
+      <w:pPr>
+        <w:tabs>
+          <w:tab w:val="num" w:pos="4320"/>
+        </w:tabs>
+        <w:ind w:left="4320" w:hanging="360"/>
+      </w:pPr>
+      <w:rPr>
+        <w:rFonts w:ascii="Wingdings" w:hAnsi="Wingdings" w:hint="default"/>
+        <w:sz w:val="20"/>
+      </w:rPr>
+    </w:lvl>
+    <w:lvl w:ilvl="6" w:tentative="1">
+      <w:start w:val="1"/>
+      <w:numFmt w:val="bullet"/>
+      <w:lvlText w:val=""/>
+      <w:lvlJc w:val="left"/>
+      <w:pPr>
+        <w:tabs>
+          <w:tab w:val="num" w:pos="5040"/>
+        </w:tabs>
+        <w:ind w:left="5040" w:hanging="360"/>
+      </w:pPr>
+      <w:rPr>
+        <w:rFonts w:ascii="Wingdings" w:hAnsi="Wingdings" w:hint="default"/>
+        <w:sz w:val="20"/>
+      </w:rPr>
+    </w:lvl>
+    <w:lvl w:ilvl="7" w:tentative="1">
+      <w:start w:val="1"/>
+      <w:numFmt w:val="bullet"/>
+      <w:lvlText w:val=""/>
+      <w:lvlJc w:val="left"/>
+      <w:pPr>
+        <w:tabs>
+          <w:tab w:val="num" w:pos="5760"/>
+        </w:tabs>
+        <w:ind w:left="5760" w:hanging="360"/>
+      </w:pPr>
+      <w:rPr>
+        <w:rFonts w:ascii="Wingdings" w:hAnsi="Wingdings" w:hint="default"/>
+        <w:sz w:val="20"/>
+      </w:rPr>
+    </w:lvl>
+    <w:lvl w:ilvl="8" w:tentative="1">
+      <w:start w:val="1"/>
+      <w:numFmt w:val="bullet"/>
+      <w:lvlText w:val=""/>
+      <w:lvlJc w:val="left"/>
+      <w:pPr>
+        <w:tabs>
+          <w:tab w:val="num" w:pos="6480"/>
+        </w:tabs>
+        <w:ind w:left="6480" w:hanging="360"/>
+      </w:pPr>
+      <w:rPr>
+        <w:rFonts w:ascii="Wingdings" w:hAnsi="Wingdings" w:hint="default"/>
+        <w:sz w:val="20"/>
+      </w:rPr>
+    </w:lvl>
+  </w:abstractNum>
+  <w:abstractNum w:abstractNumId="3" w15:restartNumberingAfterBreak="0">
     <w:nsid w:val="31F006B8"/>
     <w:multiLevelType w:val="multilevel"/>
     <w:tmpl w:val="CDF81ABA"/>
@@ -1304,6 +2624,381 @@
         <w:rFonts w:ascii="Wingdings" w:hAnsi="Wingdings" w:hint="default"/>
         <w:sz w:val="20"/>
       </w:rPr>
+    </w:lvl>
+  </w:abstractNum>
+  <w:abstractNum w:abstractNumId="4" w15:restartNumberingAfterBreak="0">
+    <w:nsid w:val="394F4067"/>
+    <w:multiLevelType w:val="multilevel"/>
+    <w:tmpl w:val="E9421D6A"/>
+    <w:lvl w:ilvl="0">
+      <w:start w:val="1"/>
+      <w:numFmt w:val="bullet"/>
+      <w:lvlText w:val=""/>
+      <w:lvlJc w:val="left"/>
+      <w:pPr>
+        <w:tabs>
+          <w:tab w:val="num" w:pos="720"/>
+        </w:tabs>
+        <w:ind w:left="720" w:hanging="360"/>
+      </w:pPr>
+      <w:rPr>
+        <w:rFonts w:ascii="Symbol" w:hAnsi="Symbol" w:hint="default"/>
+        <w:sz w:val="20"/>
+      </w:rPr>
+    </w:lvl>
+    <w:lvl w:ilvl="1" w:tentative="1">
+      <w:start w:val="1"/>
+      <w:numFmt w:val="bullet"/>
+      <w:lvlText w:val="o"/>
+      <w:lvlJc w:val="left"/>
+      <w:pPr>
+        <w:tabs>
+          <w:tab w:val="num" w:pos="1440"/>
+        </w:tabs>
+        <w:ind w:left="1440" w:hanging="360"/>
+      </w:pPr>
+      <w:rPr>
+        <w:rFonts w:ascii="Courier New" w:hAnsi="Courier New" w:hint="default"/>
+        <w:sz w:val="20"/>
+      </w:rPr>
+    </w:lvl>
+    <w:lvl w:ilvl="2" w:tentative="1">
+      <w:start w:val="1"/>
+      <w:numFmt w:val="bullet"/>
+      <w:lvlText w:val=""/>
+      <w:lvlJc w:val="left"/>
+      <w:pPr>
+        <w:tabs>
+          <w:tab w:val="num" w:pos="2160"/>
+        </w:tabs>
+        <w:ind w:left="2160" w:hanging="360"/>
+      </w:pPr>
+      <w:rPr>
+        <w:rFonts w:ascii="Wingdings" w:hAnsi="Wingdings" w:hint="default"/>
+        <w:sz w:val="20"/>
+      </w:rPr>
+    </w:lvl>
+    <w:lvl w:ilvl="3" w:tentative="1">
+      <w:start w:val="1"/>
+      <w:numFmt w:val="bullet"/>
+      <w:lvlText w:val=""/>
+      <w:lvlJc w:val="left"/>
+      <w:pPr>
+        <w:tabs>
+          <w:tab w:val="num" w:pos="2880"/>
+        </w:tabs>
+        <w:ind w:left="2880" w:hanging="360"/>
+      </w:pPr>
+      <w:rPr>
+        <w:rFonts w:ascii="Wingdings" w:hAnsi="Wingdings" w:hint="default"/>
+        <w:sz w:val="20"/>
+      </w:rPr>
+    </w:lvl>
+    <w:lvl w:ilvl="4" w:tentative="1">
+      <w:start w:val="1"/>
+      <w:numFmt w:val="bullet"/>
+      <w:lvlText w:val=""/>
+      <w:lvlJc w:val="left"/>
+      <w:pPr>
+        <w:tabs>
+          <w:tab w:val="num" w:pos="3600"/>
+        </w:tabs>
+        <w:ind w:left="3600" w:hanging="360"/>
+      </w:pPr>
+      <w:rPr>
+        <w:rFonts w:ascii="Wingdings" w:hAnsi="Wingdings" w:hint="default"/>
+        <w:sz w:val="20"/>
+      </w:rPr>
+    </w:lvl>
+    <w:lvl w:ilvl="5" w:tentative="1">
+      <w:start w:val="1"/>
+      <w:numFmt w:val="bullet"/>
+      <w:lvlText w:val=""/>
+      <w:lvlJc w:val="left"/>
+      <w:pPr>
+        <w:tabs>
+          <w:tab w:val="num" w:pos="4320"/>
+        </w:tabs>
+        <w:ind w:left="4320" w:hanging="360"/>
+      </w:pPr>
+      <w:rPr>
+        <w:rFonts w:ascii="Wingdings" w:hAnsi="Wingdings" w:hint="default"/>
+        <w:sz w:val="20"/>
+      </w:rPr>
+    </w:lvl>
+    <w:lvl w:ilvl="6" w:tentative="1">
+      <w:start w:val="1"/>
+      <w:numFmt w:val="bullet"/>
+      <w:lvlText w:val=""/>
+      <w:lvlJc w:val="left"/>
+      <w:pPr>
+        <w:tabs>
+          <w:tab w:val="num" w:pos="5040"/>
+        </w:tabs>
+        <w:ind w:left="5040" w:hanging="360"/>
+      </w:pPr>
+      <w:rPr>
+        <w:rFonts w:ascii="Wingdings" w:hAnsi="Wingdings" w:hint="default"/>
+        <w:sz w:val="20"/>
+      </w:rPr>
+    </w:lvl>
+    <w:lvl w:ilvl="7" w:tentative="1">
+      <w:start w:val="1"/>
+      <w:numFmt w:val="bullet"/>
+      <w:lvlText w:val=""/>
+      <w:lvlJc w:val="left"/>
+      <w:pPr>
+        <w:tabs>
+          <w:tab w:val="num" w:pos="5760"/>
+        </w:tabs>
+        <w:ind w:left="5760" w:hanging="360"/>
+      </w:pPr>
+      <w:rPr>
+        <w:rFonts w:ascii="Wingdings" w:hAnsi="Wingdings" w:hint="default"/>
+        <w:sz w:val="20"/>
+      </w:rPr>
+    </w:lvl>
+    <w:lvl w:ilvl="8" w:tentative="1">
+      <w:start w:val="1"/>
+      <w:numFmt w:val="bullet"/>
+      <w:lvlText w:val=""/>
+      <w:lvlJc w:val="left"/>
+      <w:pPr>
+        <w:tabs>
+          <w:tab w:val="num" w:pos="6480"/>
+        </w:tabs>
+        <w:ind w:left="6480" w:hanging="360"/>
+      </w:pPr>
+      <w:rPr>
+        <w:rFonts w:ascii="Wingdings" w:hAnsi="Wingdings" w:hint="default"/>
+        <w:sz w:val="20"/>
+      </w:rPr>
+    </w:lvl>
+  </w:abstractNum>
+  <w:abstractNum w:abstractNumId="5" w15:restartNumberingAfterBreak="0">
+    <w:nsid w:val="414F3729"/>
+    <w:multiLevelType w:val="multilevel"/>
+    <w:tmpl w:val="B07AA7D4"/>
+    <w:lvl w:ilvl="0">
+      <w:start w:val="1"/>
+      <w:numFmt w:val="decimal"/>
+      <w:lvlText w:val="%1."/>
+      <w:lvlJc w:val="left"/>
+      <w:pPr>
+        <w:tabs>
+          <w:tab w:val="num" w:pos="720"/>
+        </w:tabs>
+        <w:ind w:left="720" w:hanging="360"/>
+      </w:pPr>
+    </w:lvl>
+    <w:lvl w:ilvl="1" w:tentative="1">
+      <w:start w:val="1"/>
+      <w:numFmt w:val="decimal"/>
+      <w:lvlText w:val="%2."/>
+      <w:lvlJc w:val="left"/>
+      <w:pPr>
+        <w:tabs>
+          <w:tab w:val="num" w:pos="1440"/>
+        </w:tabs>
+        <w:ind w:left="1440" w:hanging="360"/>
+      </w:pPr>
+    </w:lvl>
+    <w:lvl w:ilvl="2" w:tentative="1">
+      <w:start w:val="1"/>
+      <w:numFmt w:val="decimal"/>
+      <w:lvlText w:val="%3."/>
+      <w:lvlJc w:val="left"/>
+      <w:pPr>
+        <w:tabs>
+          <w:tab w:val="num" w:pos="2160"/>
+        </w:tabs>
+        <w:ind w:left="2160" w:hanging="360"/>
+      </w:pPr>
+    </w:lvl>
+    <w:lvl w:ilvl="3" w:tentative="1">
+      <w:start w:val="1"/>
+      <w:numFmt w:val="decimal"/>
+      <w:lvlText w:val="%4."/>
+      <w:lvlJc w:val="left"/>
+      <w:pPr>
+        <w:tabs>
+          <w:tab w:val="num" w:pos="2880"/>
+        </w:tabs>
+        <w:ind w:left="2880" w:hanging="360"/>
+      </w:pPr>
+    </w:lvl>
+    <w:lvl w:ilvl="4" w:tentative="1">
+      <w:start w:val="1"/>
+      <w:numFmt w:val="decimal"/>
+      <w:lvlText w:val="%5."/>
+      <w:lvlJc w:val="left"/>
+      <w:pPr>
+        <w:tabs>
+          <w:tab w:val="num" w:pos="3600"/>
+        </w:tabs>
+        <w:ind w:left="3600" w:hanging="360"/>
+      </w:pPr>
+    </w:lvl>
+    <w:lvl w:ilvl="5" w:tentative="1">
+      <w:start w:val="1"/>
+      <w:numFmt w:val="decimal"/>
+      <w:lvlText w:val="%6."/>
+      <w:lvlJc w:val="left"/>
+      <w:pPr>
+        <w:tabs>
+          <w:tab w:val="num" w:pos="4320"/>
+        </w:tabs>
+        <w:ind w:left="4320" w:hanging="360"/>
+      </w:pPr>
+    </w:lvl>
+    <w:lvl w:ilvl="6" w:tentative="1">
+      <w:start w:val="1"/>
+      <w:numFmt w:val="decimal"/>
+      <w:lvlText w:val="%7."/>
+      <w:lvlJc w:val="left"/>
+      <w:pPr>
+        <w:tabs>
+          <w:tab w:val="num" w:pos="5040"/>
+        </w:tabs>
+        <w:ind w:left="5040" w:hanging="360"/>
+      </w:pPr>
+    </w:lvl>
+    <w:lvl w:ilvl="7" w:tentative="1">
+      <w:start w:val="1"/>
+      <w:numFmt w:val="decimal"/>
+      <w:lvlText w:val="%8."/>
+      <w:lvlJc w:val="left"/>
+      <w:pPr>
+        <w:tabs>
+          <w:tab w:val="num" w:pos="5760"/>
+        </w:tabs>
+        <w:ind w:left="5760" w:hanging="360"/>
+      </w:pPr>
+    </w:lvl>
+    <w:lvl w:ilvl="8" w:tentative="1">
+      <w:start w:val="1"/>
+      <w:numFmt w:val="decimal"/>
+      <w:lvlText w:val="%9."/>
+      <w:lvlJc w:val="left"/>
+      <w:pPr>
+        <w:tabs>
+          <w:tab w:val="num" w:pos="6480"/>
+        </w:tabs>
+        <w:ind w:left="6480" w:hanging="360"/>
+      </w:pPr>
+    </w:lvl>
+  </w:abstractNum>
+  <w:abstractNum w:abstractNumId="6" w15:restartNumberingAfterBreak="0">
+    <w:nsid w:val="61FD7265"/>
+    <w:multiLevelType w:val="multilevel"/>
+    <w:tmpl w:val="AF46B712"/>
+    <w:lvl w:ilvl="0">
+      <w:start w:val="1"/>
+      <w:numFmt w:val="decimal"/>
+      <w:lvlText w:val="%1."/>
+      <w:lvlJc w:val="left"/>
+      <w:pPr>
+        <w:tabs>
+          <w:tab w:val="num" w:pos="720"/>
+        </w:tabs>
+        <w:ind w:left="720" w:hanging="360"/>
+      </w:pPr>
+    </w:lvl>
+    <w:lvl w:ilvl="1" w:tentative="1">
+      <w:start w:val="1"/>
+      <w:numFmt w:val="decimal"/>
+      <w:lvlText w:val="%2."/>
+      <w:lvlJc w:val="left"/>
+      <w:pPr>
+        <w:tabs>
+          <w:tab w:val="num" w:pos="1440"/>
+        </w:tabs>
+        <w:ind w:left="1440" w:hanging="360"/>
+      </w:pPr>
+    </w:lvl>
+    <w:lvl w:ilvl="2" w:tentative="1">
+      <w:start w:val="1"/>
+      <w:numFmt w:val="decimal"/>
+      <w:lvlText w:val="%3."/>
+      <w:lvlJc w:val="left"/>
+      <w:pPr>
+        <w:tabs>
+          <w:tab w:val="num" w:pos="2160"/>
+        </w:tabs>
+        <w:ind w:left="2160" w:hanging="360"/>
+      </w:pPr>
+    </w:lvl>
+    <w:lvl w:ilvl="3" w:tentative="1">
+      <w:start w:val="1"/>
+      <w:numFmt w:val="decimal"/>
+      <w:lvlText w:val="%4."/>
+      <w:lvlJc w:val="left"/>
+      <w:pPr>
+        <w:tabs>
+          <w:tab w:val="num" w:pos="2880"/>
+        </w:tabs>
+        <w:ind w:left="2880" w:hanging="360"/>
+      </w:pPr>
+    </w:lvl>
+    <w:lvl w:ilvl="4" w:tentative="1">
+      <w:start w:val="1"/>
+      <w:numFmt w:val="decimal"/>
+      <w:lvlText w:val="%5."/>
+      <w:lvlJc w:val="left"/>
+      <w:pPr>
+        <w:tabs>
+          <w:tab w:val="num" w:pos="3600"/>
+        </w:tabs>
+        <w:ind w:left="3600" w:hanging="360"/>
+      </w:pPr>
+    </w:lvl>
+    <w:lvl w:ilvl="5" w:tentative="1">
+      <w:start w:val="1"/>
+      <w:numFmt w:val="decimal"/>
+      <w:lvlText w:val="%6."/>
+      <w:lvlJc w:val="left"/>
+      <w:pPr>
+        <w:tabs>
+          <w:tab w:val="num" w:pos="4320"/>
+        </w:tabs>
+        <w:ind w:left="4320" w:hanging="360"/>
+      </w:pPr>
+    </w:lvl>
+    <w:lvl w:ilvl="6" w:tentative="1">
+      <w:start w:val="1"/>
+      <w:numFmt w:val="decimal"/>
+      <w:lvlText w:val="%7."/>
+      <w:lvlJc w:val="left"/>
+      <w:pPr>
+        <w:tabs>
+          <w:tab w:val="num" w:pos="5040"/>
+        </w:tabs>
+        <w:ind w:left="5040" w:hanging="360"/>
+      </w:pPr>
+    </w:lvl>
+    <w:lvl w:ilvl="7" w:tentative="1">
+      <w:start w:val="1"/>
+      <w:numFmt w:val="decimal"/>
+      <w:lvlText w:val="%8."/>
+      <w:lvlJc w:val="left"/>
+      <w:pPr>
+        <w:tabs>
+          <w:tab w:val="num" w:pos="5760"/>
+        </w:tabs>
+        <w:ind w:left="5760" w:hanging="360"/>
+      </w:pPr>
+    </w:lvl>
+    <w:lvl w:ilvl="8" w:tentative="1">
+      <w:start w:val="1"/>
+      <w:numFmt w:val="decimal"/>
+      <w:lvlText w:val="%9."/>
+      <w:lvlJc w:val="left"/>
+      <w:pPr>
+        <w:tabs>
+          <w:tab w:val="num" w:pos="6480"/>
+        </w:tabs>
+        <w:ind w:left="6480" w:hanging="360"/>
+      </w:pPr>
     </w:lvl>
   </w:abstractNum>
   <w:num w:numId="1" w16cid:durableId="1738505040">
@@ -1313,7 +3008,19 @@
     <w:abstractNumId w:val="1"/>
   </w:num>
   <w:num w:numId="3" w16cid:durableId="1484274475">
+    <w:abstractNumId w:val="3"/>
+  </w:num>
+  <w:num w:numId="4" w16cid:durableId="2046323148">
+    <w:abstractNumId w:val="4"/>
+  </w:num>
+  <w:num w:numId="5" w16cid:durableId="2142993621">
     <w:abstractNumId w:val="2"/>
+  </w:num>
+  <w:num w:numId="6" w16cid:durableId="1738628936">
+    <w:abstractNumId w:val="6"/>
+  </w:num>
+  <w:num w:numId="7" w16cid:durableId="2090080302">
+    <w:abstractNumId w:val="5"/>
   </w:num>
 </w:numbering>
 </file>
@@ -1921,6 +3628,7 @@
   <w:style w:type="character" w:default="1" w:styleId="DefaultParagraphFont">
     <w:name w:val="Default Paragraph Font"/>
     <w:uiPriority w:val="1"/>
+    <w:semiHidden/>
     <w:unhideWhenUsed/>
   </w:style>
   <w:style w:type="table" w:default="1" w:styleId="TableNormal">
